--- a/Calculations/Temperature of wastewater in winter.docx
+++ b/Calculations/Temperature of wastewater in winter.docx
@@ -65,7 +65,7 @@
           </mc:Choice>
           <mc:Fallback>
             <w:pict>
-              <v:line w14:anchorId="57B944FB" id="Straight Connector 1" o:spid="_x0000_s1026" style="position:absolute;flip:y;z-index:251659264;visibility:visible;mso-wrap-style:square;mso-width-percent:0;mso-height-percent:0;mso-wrap-distance-left:9pt;mso-wrap-distance-top:0;mso-wrap-distance-right:9pt;mso-wrap-distance-bottom:0;mso-position-horizontal:absolute;mso-position-horizontal-relative:text;mso-position-vertical:absolute;mso-position-vertical-relative:text;mso-width-percent:0;mso-height-percent:0;mso-width-relative:margin;mso-height-relative:margin" from="241.3pt,233.15pt" to="241.3pt,321.5pt" o:gfxdata="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" strokecolor="#156082 [3204]" strokeweight=".5pt">
+              <v:line w14:anchorId="3B51473C" id="Straight Connector 1" o:spid="_x0000_s1026" style="position:absolute;flip:y;z-index:251659264;visibility:visible;mso-wrap-style:square;mso-width-percent:0;mso-height-percent:0;mso-wrap-distance-left:9pt;mso-wrap-distance-top:0;mso-wrap-distance-right:9pt;mso-wrap-distance-bottom:0;mso-position-horizontal:absolute;mso-position-horizontal-relative:text;mso-position-vertical:absolute;mso-position-vertical-relative:text;mso-width-percent:0;mso-height-percent:0;mso-width-relative:margin;mso-height-relative:margin" from="241.3pt,233.15pt" to="241.3pt,321.5pt" o:gfxdata="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" strokecolor="#156082 [3204]" strokeweight=".5pt">
                 <v:stroke joinstyle="miter"/>
               </v:line>
             </w:pict>
@@ -115,15 +115,7 @@
     </w:p>
     <w:p>
       <w:r>
-        <w:t xml:space="preserve">Temperature of wastewater in winter. That would be the </w:t>
-      </w:r>
-      <w:proofErr w:type="gramStart"/>
-      <w:r>
-        <w:t>worst case</w:t>
-      </w:r>
-      <w:proofErr w:type="gramEnd"/>
-      <w:r>
-        <w:t xml:space="preserve"> scenario. </w:t>
+        <w:t xml:space="preserve">Temperature of wastewater in winter. That would be the worst case scenario. </w:t>
       </w:r>
     </w:p>
     <w:p>
@@ -343,6 +335,11 @@
     </w:p>
     <w:p/>
     <w:p>
+      <w:pPr>
+        <w:rPr>
+          <w:noProof/>
+        </w:rPr>
+      </w:pPr>
       <w:r>
         <w:rPr>
           <w:noProof/>
@@ -384,8 +381,107 @@
           </wp:inline>
         </w:drawing>
       </w:r>
-    </w:p>
-    <w:p/>
+      <w:r>
+        <w:rPr>
+          <w:noProof/>
+        </w:rPr>
+        <w:t xml:space="preserve"> </w:t>
+      </w:r>
+      <w:r>
+        <w:drawing>
+          <wp:inline distT="0" distB="0" distL="0" distR="0" wp14:anchorId="3C8D3822" wp14:editId="41473F66">
+            <wp:extent cx="5731510" cy="2757805"/>
+            <wp:effectExtent l="0" t="0" r="2540" b="4445"/>
+            <wp:docPr id="1453811605" name="Picture 1" descr="A close-up of a paper&#10;&#10;AI-generated content may be incorrect."/>
+            <wp:cNvGraphicFramePr>
+              <a:graphicFrameLocks xmlns:a="http://schemas.openxmlformats.org/drawingml/2006/main" noChangeAspect="1"/>
+            </wp:cNvGraphicFramePr>
+            <a:graphic xmlns:a="http://schemas.openxmlformats.org/drawingml/2006/main">
+              <a:graphicData uri="http://schemas.openxmlformats.org/drawingml/2006/picture">
+                <pic:pic xmlns:pic="http://schemas.openxmlformats.org/drawingml/2006/picture">
+                  <pic:nvPicPr>
+                    <pic:cNvPr id="1453811605" name="Picture 1" descr="A close-up of a paper&#10;&#10;AI-generated content may be incorrect."/>
+                    <pic:cNvPicPr/>
+                  </pic:nvPicPr>
+                  <pic:blipFill>
+                    <a:blip r:embed="rId12"/>
+                    <a:stretch>
+                      <a:fillRect/>
+                    </a:stretch>
+                  </pic:blipFill>
+                  <pic:spPr>
+                    <a:xfrm>
+                      <a:off x="0" y="0"/>
+                      <a:ext cx="5731510" cy="2757805"/>
+                    </a:xfrm>
+                    <a:prstGeom prst="rect">
+                      <a:avLst/>
+                    </a:prstGeom>
+                  </pic:spPr>
+                </pic:pic>
+              </a:graphicData>
+            </a:graphic>
+          </wp:inline>
+        </w:drawing>
+      </w:r>
+    </w:p>
+    <w:p>
+      <w:proofErr w:type="spellStart"/>
+      <w:r>
+        <w:rPr>
+          <w:lang w:val="es-CO"/>
+        </w:rPr>
+        <w:t>Chudoba</w:t>
+      </w:r>
+      <w:proofErr w:type="spellEnd"/>
+      <w:r>
+        <w:rPr>
+          <w:lang w:val="es-CO"/>
+        </w:rPr>
+        <w:t xml:space="preserve">, J., </w:t>
+      </w:r>
+      <w:proofErr w:type="spellStart"/>
+      <w:r>
+        <w:rPr>
+          <w:lang w:val="es-CO"/>
+        </w:rPr>
+        <w:t>Ottová</w:t>
+      </w:r>
+      <w:proofErr w:type="spellEnd"/>
+      <w:r>
+        <w:rPr>
+          <w:lang w:val="es-CO"/>
+        </w:rPr>
+        <w:t xml:space="preserve">, V., &amp; </w:t>
+      </w:r>
+      <w:proofErr w:type="spellStart"/>
+      <w:r>
+        <w:rPr>
+          <w:lang w:val="es-CO"/>
+        </w:rPr>
+        <w:t>Maděra</w:t>
+      </w:r>
+      <w:proofErr w:type="spellEnd"/>
+      <w:r>
+        <w:rPr>
+          <w:lang w:val="es-CO"/>
+        </w:rPr>
+        <w:t xml:space="preserve">, V. (1973). </w:t>
+      </w:r>
+      <w:r>
+        <w:t xml:space="preserve">Control of activated sludge filamentous bulking—I. Effect of the hydraulic regime or degree of mixing in an aeration tank. </w:t>
+      </w:r>
+      <w:r>
+        <w:rPr>
+          <w:i/>
+          <w:iCs/>
+        </w:rPr>
+        <w:t>Water Research, 7</w:t>
+      </w:r>
+      <w:r>
+        <w:t>(8), 1163–1182. https://doi.org/10.1016/0043-1354(73)90070-5</w:t>
+      </w:r>
+    </w:p>
     <w:p>
       <w:pPr>
         <w:jc w:val="center"/>
@@ -395,9 +491,9 @@
           <w:noProof/>
         </w:rPr>
         <w:drawing>
-          <wp:inline distT="0" distB="0" distL="0" distR="0" wp14:anchorId="3795AC13" wp14:editId="14615AAF">
-            <wp:extent cx="5121729" cy="4137218"/>
-            <wp:effectExtent l="0" t="0" r="3175" b="0"/>
+          <wp:inline distT="0" distB="0" distL="0" distR="0" wp14:anchorId="3795AC13" wp14:editId="33A4459B">
+            <wp:extent cx="4204855" cy="3396587"/>
+            <wp:effectExtent l="0" t="0" r="5715" b="0"/>
             <wp:docPr id="808602677" name="Picture 1"/>
             <wp:cNvGraphicFramePr>
               <a:graphicFrameLocks xmlns:a="http://schemas.openxmlformats.org/drawingml/2006/main" noChangeAspect="1"/>
@@ -410,7 +506,7 @@
                     <pic:cNvPicPr/>
                   </pic:nvPicPr>
                   <pic:blipFill>
-                    <a:blip r:embed="rId12"/>
+                    <a:blip r:embed="rId13"/>
                     <a:stretch>
                       <a:fillRect/>
                     </a:stretch>
@@ -418,7 +514,7 @@
                   <pic:spPr>
                     <a:xfrm>
                       <a:off x="0" y="0"/>
-                      <a:ext cx="5123206" cy="4138411"/>
+                      <a:ext cx="4207872" cy="3399024"/>
                     </a:xfrm>
                     <a:prstGeom prst="rect">
                       <a:avLst/>
@@ -442,9 +538,9 @@
         </w:rPr>
         <w:lastRenderedPageBreak/>
         <w:drawing>
-          <wp:inline distT="0" distB="0" distL="0" distR="0" wp14:anchorId="635D86C5" wp14:editId="15CF90D4">
-            <wp:extent cx="5027067" cy="4044043"/>
-            <wp:effectExtent l="0" t="0" r="2540" b="0"/>
+          <wp:inline distT="0" distB="0" distL="0" distR="0" wp14:anchorId="635D86C5" wp14:editId="6DB041DF">
+            <wp:extent cx="4544291" cy="3655672"/>
+            <wp:effectExtent l="0" t="0" r="8890" b="2540"/>
             <wp:docPr id="597713684" name="Picture 1" descr="A screenshot of a computer screen&#10;&#10;AI-generated content may be incorrect."/>
             <wp:cNvGraphicFramePr>
               <a:graphicFrameLocks xmlns:a="http://schemas.openxmlformats.org/drawingml/2006/main" noChangeAspect="1"/>
@@ -457,7 +553,7 @@
                     <pic:cNvPicPr/>
                   </pic:nvPicPr>
                   <pic:blipFill>
-                    <a:blip r:embed="rId13"/>
+                    <a:blip r:embed="rId14"/>
                     <a:stretch>
                       <a:fillRect/>
                     </a:stretch>
@@ -465,7 +561,7 @@
                   <pic:spPr>
                     <a:xfrm>
                       <a:off x="0" y="0"/>
-                      <a:ext cx="5030722" cy="4046983"/>
+                      <a:ext cx="4549789" cy="3660095"/>
                     </a:xfrm>
                     <a:prstGeom prst="rect">
                       <a:avLst/>
@@ -484,7 +580,6 @@
         <w:rPr>
           <w:noProof/>
         </w:rPr>
-        <w:lastRenderedPageBreak/>
         <w:drawing>
           <wp:inline distT="0" distB="0" distL="0" distR="0" wp14:anchorId="664B6D0B" wp14:editId="6047D228">
             <wp:extent cx="5731510" cy="4526915"/>
@@ -503,7 +598,7 @@
                     </pic:cNvPicPr>
                   </pic:nvPicPr>
                   <pic:blipFill>
-                    <a:blip r:embed="rId14">
+                    <a:blip r:embed="rId15">
                       <a:extLst>
                         <a:ext uri="{28A0092B-C50C-407E-A947-70E740481C1C}">
                           <a14:useLocalDpi xmlns:a14="http://schemas.microsoft.com/office/drawing/2010/main" val="0"/>
@@ -537,6 +632,7 @@
     </w:p>
     <w:p>
       <w:r>
+        <w:lastRenderedPageBreak/>
         <w:t xml:space="preserve">Table 14.3 Design parameters for activated sludge processes (from Metcalf &amp; Eddy, Inc., Wastewater Engineering: Treatment and Reuse, 4th Ed., R. </w:t>
       </w:r>
       <w:proofErr w:type="spellStart"/>
@@ -558,7 +654,12 @@
         <w:t xml:space="preserve"> </w:t>
       </w:r>
       <w:r>
-        <w:t>Water Environment Federation. 2010. “PROCESS CONFIGURATIONS AND TYPES.” Chap. 2.0 in </w:t>
+        <w:t xml:space="preserve">Water Environment Federation. 2010. </w:t>
+      </w:r>
+    </w:p>
+    <w:p>
+      <w:r>
+        <w:t>“PROCESS CONFIGURATIONS AND TYPES.” Chap. 2.0 in </w:t>
       </w:r>
       <w:r>
         <w:rPr>
@@ -618,53 +719,35 @@
       <w:r>
         <w:t xml:space="preserve">: McGraw-Hill Education. </w:t>
       </w:r>
-      <w:hyperlink r:id="rId15" w:history="1">
+      <w:hyperlink r:id="rId16" w:history="1">
         <w:r>
           <w:rPr>
             <w:rStyle w:val="Hyperlink"/>
           </w:rPr>
-          <w:t>https://www.accessengineeringlibrary.com/content/book/9780071663588/toc-chapter/chapter14/section/section7</w:t>
+          <w:t>https://www.accessengineeringlibrary.com/con</w:t>
+        </w:r>
+        <w:r>
+          <w:rPr>
+            <w:rStyle w:val="Hyperlink"/>
+          </w:rPr>
+          <w:t>t</w:t>
+        </w:r>
+        <w:r>
+          <w:rPr>
+            <w:rStyle w:val="Hyperlink"/>
+          </w:rPr>
+          <w:t>ent/book/9780071663588/toc-chapter/chapter14/section/section7</w:t>
         </w:r>
       </w:hyperlink>
     </w:p>
     <w:p/>
-    <w:p/>
-    <w:p>
-      <w:pPr>
+    <w:p>
+      <w:r>
         <w:rPr>
           <w:noProof/>
         </w:rPr>
-      </w:pPr>
-    </w:p>
-    <w:p>
-      <w:pPr>
-        <w:rPr>
-          <w:noProof/>
-        </w:rPr>
-      </w:pPr>
-    </w:p>
-    <w:p>
-      <w:pPr>
-        <w:rPr>
-          <w:noProof/>
-        </w:rPr>
-      </w:pPr>
-    </w:p>
-    <w:p>
-      <w:pPr>
-        <w:rPr>
-          <w:noProof/>
-        </w:rPr>
-      </w:pPr>
-    </w:p>
-    <w:p>
-      <w:r>
-        <w:rPr>
-          <w:noProof/>
-        </w:rPr>
-        <w:lastRenderedPageBreak/>
         <w:drawing>
-          <wp:inline distT="0" distB="0" distL="0" distR="0" wp14:anchorId="5E09D836" wp14:editId="1C6D0896">
+          <wp:inline distT="0" distB="0" distL="0" distR="0" wp14:anchorId="47D5F3BD" wp14:editId="24FC52FD">
             <wp:extent cx="5731510" cy="2679065"/>
             <wp:effectExtent l="0" t="0" r="2540" b="6985"/>
             <wp:docPr id="1924455931" name="Picture 3" descr="p200191e6g14_230001vpp"/>
@@ -681,7 +764,7 @@
                     </pic:cNvPicPr>
                   </pic:nvPicPr>
                   <pic:blipFill>
-                    <a:blip r:embed="rId16">
+                    <a:blip r:embed="rId17">
                       <a:extLst>
                         <a:ext uri="{28A0092B-C50C-407E-A947-70E740481C1C}">
                           <a14:useLocalDpi xmlns:a14="http://schemas.microsoft.com/office/drawing/2010/main" val="0"/>
@@ -713,14 +796,44 @@
         </w:drawing>
       </w:r>
     </w:p>
-    <w:p/>
-    <w:p/>
-    <w:p/>
-    <w:p>
-      <w:r>
+    <w:p>
+      <w:pPr>
         <w:rPr>
           <w:noProof/>
         </w:rPr>
+      </w:pPr>
+    </w:p>
+    <w:p>
+      <w:pPr>
+        <w:rPr>
+          <w:noProof/>
+        </w:rPr>
+      </w:pPr>
+    </w:p>
+    <w:p>
+      <w:pPr>
+        <w:rPr>
+          <w:noProof/>
+        </w:rPr>
+      </w:pPr>
+    </w:p>
+    <w:p>
+      <w:pPr>
+        <w:rPr>
+          <w:noProof/>
+        </w:rPr>
+      </w:pPr>
+    </w:p>
+    <w:p/>
+    <w:p/>
+    <w:p/>
+    <w:p/>
+    <w:p>
+      <w:r>
+        <w:rPr>
+          <w:noProof/>
+        </w:rPr>
+        <w:lastRenderedPageBreak/>
         <w:drawing>
           <wp:inline distT="0" distB="0" distL="0" distR="0" wp14:anchorId="614B716F" wp14:editId="2A8B7AC1">
             <wp:extent cx="5731510" cy="3632835"/>
@@ -737,7 +850,7 @@
                     <pic:cNvPicPr/>
                   </pic:nvPicPr>
                   <pic:blipFill>
-                    <a:blip r:embed="rId17"/>
+                    <a:blip r:embed="rId18"/>
                     <a:stretch>
                       <a:fillRect/>
                     </a:stretch>
@@ -763,7 +876,6 @@
         <w:rPr>
           <w:noProof/>
         </w:rPr>
-        <w:lastRenderedPageBreak/>
         <w:drawing>
           <wp:inline distT="0" distB="0" distL="0" distR="0" wp14:anchorId="40FF67CD" wp14:editId="5E34156C">
             <wp:extent cx="5731510" cy="3415030"/>
@@ -780,7 +892,7 @@
                     <pic:cNvPicPr/>
                   </pic:nvPicPr>
                   <pic:blipFill>
-                    <a:blip r:embed="rId18"/>
+                    <a:blip r:embed="rId19"/>
                     <a:stretch>
                       <a:fillRect/>
                     </a:stretch>
@@ -812,6 +924,7 @@
         <w:rPr>
           <w:noProof/>
         </w:rPr>
+        <w:lastRenderedPageBreak/>
         <w:drawing>
           <wp:inline distT="0" distB="0" distL="0" distR="0" wp14:anchorId="53FC530D" wp14:editId="4AADDA3D">
             <wp:extent cx="5731510" cy="1956435"/>
@@ -828,7 +941,7 @@
                     <pic:cNvPicPr/>
                   </pic:nvPicPr>
                   <pic:blipFill>
-                    <a:blip r:embed="rId19"/>
+                    <a:blip r:embed="rId20"/>
                     <a:stretch>
                       <a:fillRect/>
                     </a:stretch>
@@ -855,7 +968,6 @@
         <w:rPr>
           <w:noProof/>
         </w:rPr>
-        <w:lastRenderedPageBreak/>
         <w:drawing>
           <wp:inline distT="0" distB="0" distL="0" distR="0" wp14:anchorId="4F839081" wp14:editId="784FB100">
             <wp:extent cx="5731510" cy="3887470"/>
@@ -872,7 +984,7 @@
                     <pic:cNvPicPr/>
                   </pic:nvPicPr>
                   <pic:blipFill>
-                    <a:blip r:embed="rId20"/>
+                    <a:blip r:embed="rId21"/>
                     <a:stretch>
                       <a:fillRect/>
                     </a:stretch>
@@ -893,12 +1005,52 @@
         </w:drawing>
       </w:r>
     </w:p>
+    <w:p>
+      <w:r>
+        <w:drawing>
+          <wp:inline distT="0" distB="0" distL="0" distR="0" wp14:anchorId="77B5FA37" wp14:editId="011A209B">
+            <wp:extent cx="5731510" cy="911860"/>
+            <wp:effectExtent l="0" t="0" r="2540" b="2540"/>
+            <wp:docPr id="292341143" name="Picture 1" descr="A black text on a white background&#10;&#10;AI-generated content may be incorrect."/>
+            <wp:cNvGraphicFramePr>
+              <a:graphicFrameLocks xmlns:a="http://schemas.openxmlformats.org/drawingml/2006/main" noChangeAspect="1"/>
+            </wp:cNvGraphicFramePr>
+            <a:graphic xmlns:a="http://schemas.openxmlformats.org/drawingml/2006/main">
+              <a:graphicData uri="http://schemas.openxmlformats.org/drawingml/2006/picture">
+                <pic:pic xmlns:pic="http://schemas.openxmlformats.org/drawingml/2006/picture">
+                  <pic:nvPicPr>
+                    <pic:cNvPr id="292341143" name="Picture 1" descr="A black text on a white background&#10;&#10;AI-generated content may be incorrect."/>
+                    <pic:cNvPicPr/>
+                  </pic:nvPicPr>
+                  <pic:blipFill>
+                    <a:blip r:embed="rId22"/>
+                    <a:stretch>
+                      <a:fillRect/>
+                    </a:stretch>
+                  </pic:blipFill>
+                  <pic:spPr>
+                    <a:xfrm>
+                      <a:off x="0" y="0"/>
+                      <a:ext cx="5731510" cy="911860"/>
+                    </a:xfrm>
+                    <a:prstGeom prst="rect">
+                      <a:avLst/>
+                    </a:prstGeom>
+                  </pic:spPr>
+                </pic:pic>
+              </a:graphicData>
+            </a:graphic>
+          </wp:inline>
+        </w:drawing>
+      </w:r>
+    </w:p>
     <w:p/>
     <w:p>
       <w:r>
         <w:rPr>
           <w:noProof/>
         </w:rPr>
+        <w:lastRenderedPageBreak/>
         <w:drawing>
           <wp:inline distT="0" distB="0" distL="0" distR="0" wp14:anchorId="650E2303" wp14:editId="1348F650">
             <wp:extent cx="5731510" cy="2545080"/>
@@ -915,7 +1067,7 @@
                     <pic:cNvPicPr/>
                   </pic:nvPicPr>
                   <pic:blipFill>
-                    <a:blip r:embed="rId21"/>
+                    <a:blip r:embed="rId23"/>
                     <a:stretch>
                       <a:fillRect/>
                     </a:stretch>
@@ -936,48 +1088,14 @@
         </w:drawing>
       </w:r>
     </w:p>
-    <w:p>
-      <w:r>
-        <w:t>Tiempo</w:t>
-      </w:r>
-    </w:p>
-    <w:p/>
-    <w:p/>
-    <w:p/>
-    <w:p/>
-    <w:p/>
-    <w:p/>
-    <w:p/>
-    <w:p>
-      <w:r>
-        <w:t>2 Preliminary Treatment</w:t>
-      </w:r>
-    </w:p>
-    <w:p>
-      <w:r>
-        <w:t>2.1 Facility Types</w:t>
-      </w:r>
-    </w:p>
-    <w:p>
-      <w:r>
-        <w:t>Coarse screens designed to retain gross pollutants greater than 10 mm are proposed to effectively protect downstream treatment processes. These screens, commonly employed in wastewater treatment plants (WWTPs), efficiently remove large solids, rags, and debris (Davis, 2010). However, it is noted that their contribution to the removal of biochemical oxygen demand (BOD) is considered negligible.</w:t>
-      </w:r>
-    </w:p>
-    <w:p>
-      <w:r>
-        <w:t>Each mechanical screen unit should be installed in its own dedicated channel, facilitating isolation for maintenance or emergency purposes. Additionally, vortex grit chambers are proposed to remove grit particles up to 100 mm. This inclusion significantly reduces grit accumulation in downstream units and prevents sediment buildup within the equalisation basin, thus enhancing the overall reliability and effectiveness of subsequent treatment processes.</w:t>
-      </w:r>
-    </w:p>
-    <w:p>
-      <w:pPr>
-        <w:jc w:val="center"/>
-      </w:pPr>
+    <w:p/>
+    <w:p>
       <w:r>
         <w:drawing>
-          <wp:inline distT="0" distB="0" distL="0" distR="0" wp14:anchorId="5561539C" wp14:editId="7F0ECD21">
-            <wp:extent cx="3574473" cy="3159048"/>
-            <wp:effectExtent l="0" t="0" r="6985" b="3810"/>
-            <wp:docPr id="938941382" name="Picture 1" descr="A diagram of a screen and screen&#10;&#10;AI-generated content may be incorrect."/>
+          <wp:inline distT="0" distB="0" distL="0" distR="0" wp14:anchorId="2A377CA8" wp14:editId="35EC83C5">
+            <wp:extent cx="5731510" cy="3761740"/>
+            <wp:effectExtent l="0" t="0" r="2540" b="0"/>
+            <wp:docPr id="1515710913" name="Picture 1" descr="A close-up of a chart&#10;&#10;AI-generated content may be incorrect."/>
             <wp:cNvGraphicFramePr>
               <a:graphicFrameLocks xmlns:a="http://schemas.openxmlformats.org/drawingml/2006/main" noChangeAspect="1"/>
             </wp:cNvGraphicFramePr>
@@ -985,11 +1103,11 @@
               <a:graphicData uri="http://schemas.openxmlformats.org/drawingml/2006/picture">
                 <pic:pic xmlns:pic="http://schemas.openxmlformats.org/drawingml/2006/picture">
                   <pic:nvPicPr>
-                    <pic:cNvPr id="938941382" name="Picture 1" descr="A diagram of a screen and screen&#10;&#10;AI-generated content may be incorrect."/>
+                    <pic:cNvPr id="1515710913" name="Picture 1" descr="A close-up of a chart&#10;&#10;AI-generated content may be incorrect."/>
                     <pic:cNvPicPr/>
                   </pic:nvPicPr>
                   <pic:blipFill>
-                    <a:blip r:embed="rId22"/>
+                    <a:blip r:embed="rId24"/>
                     <a:stretch>
                       <a:fillRect/>
                     </a:stretch>
@@ -997,7 +1115,7 @@
                   <pic:spPr>
                     <a:xfrm>
                       <a:off x="0" y="0"/>
-                      <a:ext cx="3579999" cy="3163932"/>
+                      <a:ext cx="5731510" cy="3761740"/>
                     </a:xfrm>
                     <a:prstGeom prst="rect">
                       <a:avLst/>
@@ -1012,6 +1130,44 @@
     </w:p>
     <w:p>
       <w:r>
+        <w:t>Tiempo</w:t>
+      </w:r>
+    </w:p>
+    <w:p/>
+    <w:p>
+      <w:r>
+        <w:t>2 Preliminary Treatment</w:t>
+      </w:r>
+    </w:p>
+    <w:p>
+      <w:r>
+        <w:t>2.1 Facility Types</w:t>
+      </w:r>
+    </w:p>
+    <w:p>
+      <w:r>
+        <w:t xml:space="preserve">Coarse screens designed to retain gross pollutants greater than 10 mm are proposed to effectively protect downstream treatment processes. These screens, commonly employed in wastewater treatment plants (WWTPs), efficiently remove large solids, rags, and debris (Davis, </w:t>
+      </w:r>
+      <w:r>
+        <w:lastRenderedPageBreak/>
+        <w:t>2010). However, it is noted that their contribution to the removal of biochemical oxygen demand (BOD) is considered negligible.</w:t>
+      </w:r>
+    </w:p>
+    <w:p>
+      <w:r>
+        <w:t>Each mechanical screen unit should be installed in its own dedicated channel, facilitating isolation for maintenance or emergency purposes. Additionally, vortex grit chambers are proposed to remove grit particles up to 100 mm. This inclusion significantly reduces grit accumulation in downstream units and prevents sediment buildup within the equalisation basin, thus enhancing the overall reliability and effectiveness of subsequent treatment processes.</w:t>
+      </w:r>
+    </w:p>
+    <w:p>
+      <w:pPr>
+        <w:jc w:val="center"/>
+      </w:pPr>
+      <w:r>
+        <w:t xml:space="preserve"> </w:t>
+      </w:r>
+    </w:p>
+    <w:p>
+      <w:r>
         <w:t>2.2 Screens Design</w:t>
       </w:r>
     </w:p>
@@ -1032,65 +1188,68 @@
     </w:p>
     <w:p>
       <w:r>
+        <w:t>A 50% blockage condition at peak flow is assumed for design calculations. This conservative approach allows sufficient margin to ensure operational reliability and gives operators adequate time to perform maintenance before significant performance issues occur.</w:t>
+      </w:r>
+    </w:p>
+    <w:p>
+      <w:r>
+        <w:t>Operational Considerations:</w:t>
+      </w:r>
+    </w:p>
+    <w:p>
+      <w:r>
+        <w:t>Velocity Selection:</w:t>
+      </w:r>
+    </w:p>
+    <w:p>
+      <w:r>
+        <w:t xml:space="preserve">A target velocity of </w:t>
+      </w:r>
+      <w:r>
+        <w:t xml:space="preserve">0.7 </w:t>
+      </w:r>
+      <w:r>
+        <w:t>-</w:t>
+      </w:r>
+      <w:r>
+        <w:t xml:space="preserve"> </w:t>
+      </w:r>
+      <w:r>
+        <w:t>0.9 m/s at peak flows is ideal for operational balance, ensuring effective screenings removal without excessive turbulence or debris bypass.</w:t>
+      </w:r>
+    </w:p>
+    <w:p>
+      <w:r>
+        <w:t>Channel Dimensioning:</w:t>
+      </w:r>
+    </w:p>
+    <w:p>
+      <w:r>
+        <w:t>Channel width and depth are sized to maintain appropriate flow velocities under varying conditions, considering future growth scenarios and possible peak events.</w:t>
+      </w:r>
+    </w:p>
+    <w:p>
+      <w:r>
+        <w:t>Maintenance Implications:</w:t>
+      </w:r>
+    </w:p>
+    <w:p>
+      <w:r>
+        <w:t>Screens should be easily accessible and designed for rapid maintenance response. Scheduled inspections and routine cleaning are required, particularly following high flow events.</w:t>
+      </w:r>
+    </w:p>
+    <w:p>
+      <w:r>
+        <w:t xml:space="preserve">2.3 Equalisation Basin Purpose and basic dimensions (reference to primary clarifier calculations). </w:t>
+      </w:r>
+    </w:p>
+    <w:p>
+      <w:r>
+        <w:t xml:space="preserve">The equalisation basin was designed to minimise flow fluctuations to downstream treatment units, enhancing overall plant stability and performance. Initially, the basin volume calculated by capturing all inflows exceeding the projected average daily flow resulted in an impractical tank size (~24,000 m³). Therefore, a new peak flow of 138,626 m³/day was established, based on </w:t>
+      </w:r>
+      <w:r>
         <w:lastRenderedPageBreak/>
-        <w:t>A 50% blockage condition at peak flow is assumed for design calculations. This conservative approach allows sufficient margin to ensure operational reliability and gives operators adequate time to perform maintenance before significant performance issues occur.</w:t>
-      </w:r>
-    </w:p>
-    <w:p>
-      <w:r>
-        <w:t>Operational Considerations:</w:t>
-      </w:r>
-    </w:p>
-    <w:p>
-      <w:r>
-        <w:t>Velocity Selection:</w:t>
-      </w:r>
-    </w:p>
-    <w:p>
-      <w:r>
-        <w:t xml:space="preserve">A target velocity of </w:t>
-      </w:r>
-      <w:r>
-        <w:t xml:space="preserve">0.7 </w:t>
-      </w:r>
-      <w:r>
-        <w:t>-</w:t>
-      </w:r>
-      <w:r>
-        <w:t xml:space="preserve"> </w:t>
-      </w:r>
-      <w:r>
-        <w:t>0.9 m/s at peak flows is ideal for operational balance, ensuring effective screenings removal without excessive turbulence or debris bypass.</w:t>
-      </w:r>
-    </w:p>
-    <w:p>
-      <w:r>
-        <w:t>Channel Dimensioning:</w:t>
-      </w:r>
-    </w:p>
-    <w:p>
-      <w:r>
-        <w:t>Channel width and depth are sized to maintain appropriate flow velocities under varying conditions, considering future growth scenarios and possible peak events.</w:t>
-      </w:r>
-    </w:p>
-    <w:p>
-      <w:r>
-        <w:t>Maintenance Implications:</w:t>
-      </w:r>
-    </w:p>
-    <w:p>
-      <w:r>
-        <w:t>Screens should be easily accessible and designed for rapid maintenance response. Scheduled inspections and routine cleaning are required, particularly following high flow events.</w:t>
-      </w:r>
-    </w:p>
-    <w:p>
-      <w:r>
-        <w:t xml:space="preserve">2.3 Equalisation Basin Purpose and basic dimensions (reference to primary clarifier calculations). </w:t>
-      </w:r>
-    </w:p>
-    <w:p>
-      <w:r>
-        <w:t>The equalisation basin was designed to minimise flow fluctuations to downstream treatment units, enhancing overall plant stability and performance. Initially, the basin volume calculated by capturing all inflows exceeding the projected average daily flow resulted in an impractical tank size (~24,000 m³). Therefore, a new peak flow of 138,626 m³/day was established, based on the maximum capacity of the downstream primary treatment facilities</w:t>
+        <w:t>the maximum capacity of the downstream primary treatment facilities</w:t>
       </w:r>
       <w:r>
         <w:t>. (See section primary treatment)</w:t>
@@ -1231,7 +1390,7 @@
                     <pic:cNvPicPr/>
                   </pic:nvPicPr>
                   <pic:blipFill>
-                    <a:blip r:embed="rId23"/>
+                    <a:blip r:embed="rId25"/>
                     <a:stretch>
                       <a:fillRect/>
                     </a:stretch>
@@ -1274,98 +1433,408 @@
     </w:p>
     <w:p>
       <w:r>
+        <w:t>2.4 Protection Against Failure</w:t>
+      </w:r>
+    </w:p>
+    <w:p>
+      <w:r>
+        <w:t>The preliminary treatment facilities incorporate redundancy and safety features to protect against failure scenarios and to ensure continuous operation</w:t>
+      </w:r>
+      <w:r>
+        <w:t xml:space="preserve">. </w:t>
+      </w:r>
+      <w:r>
+        <w:t>These recommendations</w:t>
+      </w:r>
+      <w:r>
+        <w:t xml:space="preserve"> are </w:t>
+      </w:r>
+      <w:r>
+        <w:t>described in Davis, 2010</w:t>
+      </w:r>
+      <w:r>
+        <w:t>:</w:t>
+      </w:r>
+    </w:p>
+    <w:p>
+      <w:r>
+        <w:t>Redundancy Measures:</w:t>
+      </w:r>
+    </w:p>
+    <w:p>
+      <w:r>
+        <w:t>An additional mechanically cleaned coarse screen and vortex grit chamber unit will be provided as backup units. This ensures operational continuity during periods when primary units are undergoing maintenance or experiencing overloading conditions.</w:t>
+      </w:r>
+    </w:p>
+    <w:p>
+      <w:r>
+        <w:t>Bypass Channels</w:t>
+      </w:r>
+      <w:r>
+        <w:t xml:space="preserve"> and overflow</w:t>
+      </w:r>
+      <w:r>
+        <w:t>:</w:t>
+      </w:r>
+    </w:p>
+    <w:p>
+      <w:r>
+        <w:t>Dedicated bypass channels will be installed, allowing flows to bypass the primary screening and grit removal facilities</w:t>
+      </w:r>
+      <w:r>
+        <w:t xml:space="preserve"> as well as </w:t>
+      </w:r>
+      <w:r>
+        <w:t xml:space="preserve">overflow </w:t>
+      </w:r>
+      <w:r>
+        <w:t>outlet should be provided for equalisation basin. These measures are useful</w:t>
+      </w:r>
+      <w:r>
+        <w:t xml:space="preserve"> in emergency situations, preventing hydraulic overload</w:t>
+      </w:r>
+    </w:p>
+    <w:p>
+      <w:r>
+        <w:t>Maintenance Accessibility:</w:t>
+      </w:r>
+    </w:p>
+    <w:p>
+      <w:r>
+        <w:t>Screens</w:t>
+      </w:r>
+      <w:r>
+        <w:t xml:space="preserve">, </w:t>
+      </w:r>
+      <w:r>
+        <w:t>grit chambers</w:t>
+      </w:r>
+      <w:r>
+        <w:t xml:space="preserve"> and equalisation basin</w:t>
+      </w:r>
+      <w:r>
+        <w:t xml:space="preserve"> are designed with ease of access in mind, facilitating rapid maintenance and emergency interventions.</w:t>
+      </w:r>
+    </w:p>
+    <w:p>
+      <w:r>
+        <w:t>Emergency Procedures and Alarms:</w:t>
+      </w:r>
+    </w:p>
+    <w:p>
+      <w:r>
         <w:lastRenderedPageBreak/>
-        <w:t>2.4 Protection Against Failure</w:t>
-      </w:r>
-    </w:p>
-    <w:p>
-      <w:r>
-        <w:t>The preliminary treatment facilities incorporate redundancy and safety features to protect against failure scenarios and to ensure continuous operation</w:t>
-      </w:r>
-      <w:r>
-        <w:t xml:space="preserve">. </w:t>
-      </w:r>
-      <w:r>
-        <w:t>These recommendations</w:t>
-      </w:r>
-      <w:r>
-        <w:t xml:space="preserve"> are </w:t>
-      </w:r>
-      <w:r>
-        <w:t>described in Davis, 2010</w:t>
-      </w:r>
-      <w:r>
-        <w:t>:</w:t>
-      </w:r>
-    </w:p>
-    <w:p>
-      <w:r>
-        <w:t>Redundancy Measures:</w:t>
-      </w:r>
-    </w:p>
-    <w:p>
-      <w:r>
-        <w:t>An additional mechanically cleaned coarse screen and vortex grit chamber unit will be provided as backup units. This ensures operational continuity during periods when primary units are undergoing maintenance or experiencing overloading conditions.</w:t>
-      </w:r>
-    </w:p>
-    <w:p>
-      <w:r>
-        <w:t>Bypass Channels</w:t>
-      </w:r>
-      <w:r>
-        <w:t xml:space="preserve"> and overflow</w:t>
-      </w:r>
-      <w:r>
-        <w:t>:</w:t>
-      </w:r>
-    </w:p>
-    <w:p>
-      <w:r>
-        <w:t>Dedicated bypass channels will be installed, allowing flows to bypass the primary screening and grit removal facilities</w:t>
-      </w:r>
-      <w:r>
-        <w:t xml:space="preserve"> as well as </w:t>
-      </w:r>
-      <w:r>
-        <w:t xml:space="preserve">overflow </w:t>
-      </w:r>
-      <w:r>
-        <w:t>outlet should be provided for equalisation basin. These measures are useful</w:t>
-      </w:r>
-      <w:r>
-        <w:t xml:space="preserve"> in emergency situations, preventing hydraulic overload</w:t>
-      </w:r>
-    </w:p>
-    <w:p>
-      <w:r>
-        <w:t>Maintenance Accessibility:</w:t>
-      </w:r>
-    </w:p>
-    <w:p>
-      <w:r>
-        <w:t>Screens</w:t>
-      </w:r>
-      <w:r>
-        <w:t xml:space="preserve">, </w:t>
-      </w:r>
-      <w:r>
-        <w:t>grit chambers</w:t>
-      </w:r>
-      <w:r>
-        <w:t xml:space="preserve"> and equalisation basin</w:t>
-      </w:r>
-      <w:r>
-        <w:t xml:space="preserve"> are designed with ease of access in mind, facilitating rapid maintenance and emergency interventions.</w:t>
-      </w:r>
-    </w:p>
-    <w:p>
-      <w:r>
-        <w:t>Emergency Procedures and Alarms:</w:t>
-      </w:r>
-    </w:p>
-    <w:p>
-      <w:r>
         <w:t>An alarm system is designed to trigger when blockage levels reach 50% or if there is a sudden halt in mechanical operation. This proactive alert mechanism allows prompt operator intervention, minimizing risks of overflow or downstream process damage.</w:t>
+      </w:r>
+    </w:p>
+    <w:p>
+      <w:r>
+        <w:drawing>
+          <wp:inline distT="0" distB="0" distL="0" distR="0" wp14:anchorId="76E4EB37" wp14:editId="02BB073B">
+            <wp:extent cx="5731510" cy="3720465"/>
+            <wp:effectExtent l="0" t="0" r="2540" b="0"/>
+            <wp:docPr id="964565632" name="Picture 1" descr="A diagram of a flowchart&#10;&#10;AI-generated content may be incorrect."/>
+            <wp:cNvGraphicFramePr>
+              <a:graphicFrameLocks xmlns:a="http://schemas.openxmlformats.org/drawingml/2006/main" noChangeAspect="1"/>
+            </wp:cNvGraphicFramePr>
+            <a:graphic xmlns:a="http://schemas.openxmlformats.org/drawingml/2006/main">
+              <a:graphicData uri="http://schemas.openxmlformats.org/drawingml/2006/picture">
+                <pic:pic xmlns:pic="http://schemas.openxmlformats.org/drawingml/2006/picture">
+                  <pic:nvPicPr>
+                    <pic:cNvPr id="964565632" name="Picture 1" descr="A diagram of a flowchart&#10;&#10;AI-generated content may be incorrect."/>
+                    <pic:cNvPicPr/>
+                  </pic:nvPicPr>
+                  <pic:blipFill>
+                    <a:blip r:embed="rId26"/>
+                    <a:stretch>
+                      <a:fillRect/>
+                    </a:stretch>
+                  </pic:blipFill>
+                  <pic:spPr>
+                    <a:xfrm>
+                      <a:off x="0" y="0"/>
+                      <a:ext cx="5731510" cy="3720465"/>
+                    </a:xfrm>
+                    <a:prstGeom prst="rect">
+                      <a:avLst/>
+                    </a:prstGeom>
+                  </pic:spPr>
+                </pic:pic>
+              </a:graphicData>
+            </a:graphic>
+          </wp:inline>
+        </w:drawing>
+      </w:r>
+    </w:p>
+    <w:p/>
+    <w:p/>
+    <w:p>
+      <w:r>
+        <w:t xml:space="preserve">4. Secondary Treatment </w:t>
+      </w:r>
+    </w:p>
+    <w:p>
+      <w:r>
+        <w:t>4.1 Facility Type</w:t>
+      </w:r>
+    </w:p>
+    <w:p>
+      <w:r>
+        <w:t>The Complete-Mix Activated Sludge (CMAS) process is selected for the secondary treatment stage, following guidelines from the Water Environment Federation (WEF, 2010). CMAS provides robust and consistent performance under fluctuating loads and conditions. Despite the process’s susceptibility to filamentous microbial growth, careful selection of operational parameters addresses this potential issue.</w:t>
+      </w:r>
+    </w:p>
+    <w:p/>
+    <w:p>
+      <w:r>
+        <w:t>4.2 Influent Characterisation and Removal Requirements</w:t>
+      </w:r>
+    </w:p>
+    <w:p>
+      <w:r>
+        <w:t>The secondary treatment targets a 94.6% BOD₅ removal efficiency, achieving an effluent BOD₅ concentration of 14 mg/L. Thus, the influent concentration from primary clarification is calculated using:</w:t>
+      </w:r>
+    </w:p>
+    <w:p/>
+    <w:p>
+      <w:r>
+        <w:t>(appropriate formula here; result: 259.26 mg/L)</w:t>
+      </w:r>
+    </w:p>
+    <w:p/>
+    <w:p>
+      <w:r>
+        <w:lastRenderedPageBreak/>
+        <w:t>4.3 Sludge Characteristics and Return Flow</w:t>
+      </w:r>
+    </w:p>
+    <w:p>
+      <w:r>
+        <w:t>Wastewater temperature significantly affects activated sludge performance. A design temperature of 10 °C is chosen to represent critical winter conditions in Melbourne.</w:t>
+      </w:r>
+    </w:p>
+    <w:p/>
+    <w:p>
+      <w:r>
+        <w:t>Mixed Liquor Suspended Solids (MLSS):</w:t>
+      </w:r>
+    </w:p>
+    <w:p>
+      <w:r>
+        <w:t>A value of 3,000 mg/L is selected from Metcalf &amp; Eddy (2014, Table 8-19) as appropriate for conventional activated sludge processes at low temperatures.</w:t>
+      </w:r>
+    </w:p>
+    <w:p/>
+    <w:p>
+      <w:r>
+        <w:t>Sludge Volume Index (SVI):</w:t>
+      </w:r>
+    </w:p>
+    <w:p>
+      <w:r>
+        <w:t>An SVI of 110 mL/g is adopted, promoting good sludge settling characteristics. This value is chosen to maintain approximately 50% filamentous microorganism content, fostering adequate flocculation and settling.</w:t>
+      </w:r>
+    </w:p>
+    <w:p/>
+    <w:p>
+      <w:r>
+        <w:t>Based on this SVI, the return sludge concentration (XR) and return sludge flow (Q&lt;sub&gt;R&lt;/sub&gt;) are calculated as follows:</w:t>
+      </w:r>
+    </w:p>
+    <w:p/>
+    <w:p>
+      <w:r>
+        <w:t>(appropriate formulas here)</w:t>
+      </w:r>
+    </w:p>
+    <w:p/>
+    <w:p>
+      <w:r>
+        <w:t>The resulting return sludge ratio (Q&lt;sub&gt;R&lt;/sub&gt;/Q) is verified within the recommended range (0.25–1.0) for CMAS processes (Metcalf &amp; Eddy, 2014).</w:t>
+      </w:r>
+    </w:p>
+    <w:p/>
+    <w:p>
+      <w:r>
+        <w:t>4.4 Aeration Tank Volume and Organic Loading</w:t>
+      </w:r>
+    </w:p>
+    <w:p>
+      <w:r>
+        <w:t>Selecting the upper limit of the Food-to-Microorganism (F/M) ratio (0.4 d</w:t>
+      </w:r>
+      <w:r>
+        <w:rPr>
+          <w:rFonts w:ascii="Cambria Math" w:hAnsi="Cambria Math" w:cs="Cambria Math"/>
+        </w:rPr>
+        <w:t>⁻</w:t>
+      </w:r>
+      <w:r>
+        <w:rPr>
+          <w:rFonts w:ascii="Aptos" w:hAnsi="Aptos" w:cs="Aptos"/>
+        </w:rPr>
+        <w:t>¹</w:t>
+      </w:r>
+      <w:r>
+        <w:t>, Metcalf &amp; Eddy, 2014) minimises the required aeration tank volume. The aeration volume and hydraulic residence time (HRT) are calculated using:</w:t>
+      </w:r>
+    </w:p>
+    <w:p/>
+    <w:p>
+      <w:r>
+        <w:t>(appropriate formulas here)</w:t>
+      </w:r>
+    </w:p>
+    <w:p/>
+    <w:p>
+      <w:r>
+        <w:t>The calculated HRT is within the recommended range (</w:t>
+      </w:r>
+      <w:r>
+        <w:t>3</w:t>
+      </w:r>
+      <w:r>
+        <w:t>–</w:t>
+      </w:r>
+      <w:r>
+        <w:t>6</w:t>
+      </w:r>
+      <w:r>
+        <w:t xml:space="preserve"> hours) for CMAS processes, confirming adequate contact time and biological stabilisation.</w:t>
+      </w:r>
+    </w:p>
+    <w:p/>
+    <w:p>
+      <w:r>
+        <w:t>The organic loading rate, an essential performance parameter, is computed as follows:</w:t>
+      </w:r>
+    </w:p>
+    <w:p/>
+    <w:p>
+      <w:r>
+        <w:t>(appropriate formula here; result: 1</w:t>
+      </w:r>
+      <w:r>
+        <w:t>6</w:t>
+      </w:r>
+      <w:r>
+        <w:t>00 g/m³/day)</w:t>
+      </w:r>
+    </w:p>
+    <w:p/>
+    <w:p>
+      <w:r>
+        <w:t>4.5 Sludge Age and Stability</w:t>
+      </w:r>
+    </w:p>
+    <w:p>
+      <w:r>
+        <w:t>Typically, kinetic coefficients for activated sludge processes are reported at 20 °C. To adapt these to our chosen design temperature (10 °C), the Arrhenius equation is employed to adjust the yield coefficient (Y) and decay coefficient (K&lt;sub&gt;d&lt;/sub&gt;):</w:t>
+      </w:r>
+    </w:p>
+    <w:p/>
+    <w:p>
+      <w:r>
+        <w:t>(appropriate formula here)</w:t>
+      </w:r>
+    </w:p>
+    <w:p/>
+    <w:p>
+      <w:r>
+        <w:t>Using these adjusted coefficients, the required sludge age is calculated. A safety factor of 1.3 is applied to accommodate peak organic load variations:</w:t>
+      </w:r>
+    </w:p>
+    <w:p/>
+    <w:p>
+      <w:r>
+        <w:t>(appropriate formulas here)</w:t>
+      </w:r>
+    </w:p>
+    <w:p/>
+    <w:p>
+      <w:r>
+        <w:t>4.6 Aeration Tank Configuration</w:t>
+      </w:r>
+    </w:p>
+    <w:p>
+      <w:r>
+        <w:t>Aeration basins are sized to avoid large volumes that promote dead zones, potentially exacerbating filamentous microbial growth (</w:t>
+      </w:r>
+      <w:proofErr w:type="spellStart"/>
+      <w:r>
+        <w:t>Chudova</w:t>
+      </w:r>
+      <w:proofErr w:type="spellEnd"/>
+      <w:r>
+        <w:t xml:space="preserve"> et al., 1973). Thus, individual basin volume is limited to 3,500 m³, and the length-to-width ratio is capped at 3:1, consistent with Davis (2010). The number of aeration tanks required is therefore calculated as:</w:t>
+      </w:r>
+    </w:p>
+    <w:p/>
+    <w:p>
+      <w:r>
+        <w:t>(appropriate formula here)</w:t>
+      </w:r>
+    </w:p>
+    <w:p/>
+    <w:p>
+      <w:r>
+        <w:t>4.7 Aeration Requirements</w:t>
+      </w:r>
+    </w:p>
+    <w:p>
+      <w:r>
+        <w:t>Aeration equipment selection requires evaluating both peak hourly and daily average oxygen demands. Peak oxygen demand determines aerator power, while daily average demand informs energy consumption. Oxygen demands and biomass production are calculated using the observed yield coefficient (Y&lt;sub&gt;</w:t>
+      </w:r>
+      <w:proofErr w:type="spellStart"/>
+      <w:r>
+        <w:t>obs</w:t>
+      </w:r>
+      <w:proofErr w:type="spellEnd"/>
+      <w:r>
+        <w:t>&lt;/sub&gt;):</w:t>
+      </w:r>
+    </w:p>
+    <w:p/>
+    <w:p>
+      <w:r>
+        <w:t>(appropriate formulas here)</w:t>
+      </w:r>
+    </w:p>
+    <w:p/>
+    <w:p>
+      <w:r>
+        <w:t xml:space="preserve">To determine blower capacity during peak demand, the following calculation is employed, incorporating a safety factor of 2 and assuming a standard oxygen transfer efficiency (10% of 0.279 </w:t>
+      </w:r>
+      <w:proofErr w:type="spellStart"/>
+      <w:r>
+        <w:t>kgO</w:t>
+      </w:r>
+      <w:proofErr w:type="spellEnd"/>
+      <w:r>
+        <w:t>₂ per m³ air):</w:t>
+      </w:r>
+    </w:p>
+    <w:p/>
+    <w:p>
+      <w:r>
+        <w:t>(appropriate formula here)</w:t>
+      </w:r>
+    </w:p>
+    <w:p/>
+    <w:p>
+      <w:r>
+        <w:lastRenderedPageBreak/>
+        <w:t>4.8 Secondary Clarifier Sizing</w:t>
+      </w:r>
+    </w:p>
+    <w:p>
+      <w:r>
+        <w:t>The secondary clarifier surface area is estimated based on solids loading rates recommended in Metcalf &amp; Eddy (2014, Table 8-34):</w:t>
+      </w:r>
+    </w:p>
+    <w:p/>
+    <w:p>
+      <w:r>
+        <w:t>(appropriate formula here)</w:t>
       </w:r>
     </w:p>
     <w:p/>
@@ -2432,6 +2901,18 @@
       <w:shd w:val="clear" w:color="auto" w:fill="E1DFDD"/>
     </w:rPr>
   </w:style>
+  <w:style w:type="character" w:styleId="FollowedHyperlink">
+    <w:name w:val="FollowedHyperlink"/>
+    <w:basedOn w:val="DefaultParagraphFont"/>
+    <w:uiPriority w:val="99"/>
+    <w:semiHidden/>
+    <w:unhideWhenUsed/>
+    <w:rsid w:val="00FB24C1"/>
+    <w:rPr>
+      <w:color w:val="96607D" w:themeColor="followedHyperlink"/>
+      <w:u w:val="single"/>
+    </w:rPr>
+  </w:style>
 </w:styles>
 </file>
 

--- a/Calculations/Temperature of wastewater in winter.docx
+++ b/Calculations/Temperature of wastewater in winter.docx
@@ -65,7 +65,7 @@
           </mc:Choice>
           <mc:Fallback>
             <w:pict>
-              <v:line w14:anchorId="3B51473C" id="Straight Connector 1" o:spid="_x0000_s1026" style="position:absolute;flip:y;z-index:251659264;visibility:visible;mso-wrap-style:square;mso-width-percent:0;mso-height-percent:0;mso-wrap-distance-left:9pt;mso-wrap-distance-top:0;mso-wrap-distance-right:9pt;mso-wrap-distance-bottom:0;mso-position-horizontal:absolute;mso-position-horizontal-relative:text;mso-position-vertical:absolute;mso-position-vertical-relative:text;mso-width-percent:0;mso-height-percent:0;mso-width-relative:margin;mso-height-relative:margin" from="241.3pt,233.15pt" to="241.3pt,321.5pt" o:gfxdata="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" strokecolor="#156082 [3204]" strokeweight=".5pt">
+              <v:line w14:anchorId="42AF945E" id="Straight Connector 1" o:spid="_x0000_s1026" style="position:absolute;flip:y;z-index:251659264;visibility:visible;mso-wrap-style:square;mso-width-percent:0;mso-height-percent:0;mso-wrap-distance-left:9pt;mso-wrap-distance-top:0;mso-wrap-distance-right:9pt;mso-wrap-distance-bottom:0;mso-position-horizontal:absolute;mso-position-horizontal-relative:text;mso-position-vertical:absolute;mso-position-vertical-relative:text;mso-width-percent:0;mso-height-percent:0;mso-width-relative:margin;mso-height-relative:margin" from="241.3pt,233.15pt" to="241.3pt,321.5pt" o:gfxdata="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" strokecolor="#156082 [3204]" strokeweight=".5pt">
                 <v:stroke joinstyle="miter"/>
               </v:line>
             </w:pict>
@@ -115,7 +115,15 @@
     </w:p>
     <w:p>
       <w:r>
-        <w:t xml:space="preserve">Temperature of wastewater in winter. That would be the worst case scenario. </w:t>
+        <w:t xml:space="preserve">Temperature of wastewater in winter. That would be the </w:t>
+      </w:r>
+      <w:proofErr w:type="gramStart"/>
+      <w:r>
+        <w:t>worst case</w:t>
+      </w:r>
+      <w:proofErr w:type="gramEnd"/>
+      <w:r>
+        <w:t xml:space="preserve"> scenario. </w:t>
       </w:r>
     </w:p>
     <w:p>
@@ -654,7 +662,12 @@
         <w:t xml:space="preserve"> </w:t>
       </w:r>
       <w:r>
-        <w:t xml:space="preserve">Water Environment Federation. 2010. </w:t>
+        <w:t>Water Environment Federation. 2010.</w:t>
+      </w:r>
+    </w:p>
+    <w:p>
+      <w:r>
+        <w:t xml:space="preserve"> </w:t>
       </w:r>
     </w:p>
     <w:p>
@@ -1620,7 +1633,13 @@
     </w:p>
     <w:p>
       <w:r>
-        <w:t>A value of 3,000 mg/L is selected from Metcalf &amp; Eddy (2014, Table 8-19) as appropriate for conventional activated sludge processes at low temperatures.</w:t>
+        <w:t xml:space="preserve">A value of </w:t>
+      </w:r>
+      <w:r>
+        <w:t>4</w:t>
+      </w:r>
+      <w:r>
+        <w:t>,000 mg/L is selected from Metcalf &amp; Eddy (2014, Table 8-19) as appropriate for conventional activated sludge processes at low temperatures.</w:t>
       </w:r>
     </w:p>
     <w:p/>
@@ -1631,7 +1650,30 @@
     </w:p>
     <w:p>
       <w:r>
-        <w:t>An SVI of 110 mL/g is adopted, promoting good sludge settling characteristics. This value is chosen to maintain approximately 50% filamentous microorganism content, fostering adequate flocculation and settling.</w:t>
+        <w:t xml:space="preserve">An SVI of </w:t>
+      </w:r>
+      <w:r>
+        <w:t>91</w:t>
+      </w:r>
+      <w:r>
+        <w:t xml:space="preserve"> mL/g is adopted, promoting good sludge settling characteristics. This value is chosen to maintain approximately 50% filamentous microorganism content, fostering adequate flocculation and settling</w:t>
+      </w:r>
+      <w:r>
+        <w:t xml:space="preserve"> </w:t>
+      </w:r>
+      <w:r>
+        <w:t>(</w:t>
+      </w:r>
+      <w:proofErr w:type="spellStart"/>
+      <w:r>
+        <w:t>Chudova</w:t>
+      </w:r>
+      <w:proofErr w:type="spellEnd"/>
+      <w:r>
+        <w:t xml:space="preserve"> et al., 1973)</w:t>
+      </w:r>
+      <w:r>
+        <w:t>.</w:t>
       </w:r>
     </w:p>
     <w:p/>

--- a/Calculations/Temperature of wastewater in winter.docx
+++ b/Calculations/Temperature of wastewater in winter.docx
@@ -65,7 +65,7 @@
           </mc:Choice>
           <mc:Fallback>
             <w:pict>
-              <v:line w14:anchorId="42AF945E" id="Straight Connector 1" o:spid="_x0000_s1026" style="position:absolute;flip:y;z-index:251659264;visibility:visible;mso-wrap-style:square;mso-width-percent:0;mso-height-percent:0;mso-wrap-distance-left:9pt;mso-wrap-distance-top:0;mso-wrap-distance-right:9pt;mso-wrap-distance-bottom:0;mso-position-horizontal:absolute;mso-position-horizontal-relative:text;mso-position-vertical:absolute;mso-position-vertical-relative:text;mso-width-percent:0;mso-height-percent:0;mso-width-relative:margin;mso-height-relative:margin" from="241.3pt,233.15pt" to="241.3pt,321.5pt" o:gfxdata="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" strokecolor="#156082 [3204]" strokeweight=".5pt">
+              <v:line w14:anchorId="3D5F32AF" id="Straight Connector 1" o:spid="_x0000_s1026" style="position:absolute;flip:y;z-index:251659264;visibility:visible;mso-wrap-style:square;mso-width-percent:0;mso-height-percent:0;mso-wrap-distance-left:9pt;mso-wrap-distance-top:0;mso-wrap-distance-right:9pt;mso-wrap-distance-bottom:0;mso-position-horizontal:absolute;mso-position-horizontal-relative:text;mso-position-vertical:absolute;mso-position-vertical-relative:text;mso-width-percent:0;mso-height-percent:0;mso-width-relative:margin;mso-height-relative:margin" from="241.3pt,233.15pt" to="241.3pt,321.5pt" o:gfxdata="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" strokecolor="#156082 [3204]" strokeweight=".5pt">
                 <v:stroke joinstyle="miter"/>
               </v:line>
             </w:pict>
@@ -1592,9 +1592,29 @@
       </w:r>
     </w:p>
     <w:p>
+      <w:pPr>
+        <w:jc w:val="both"/>
+      </w:pPr>
       <w:r>
         <w:t>The Complete-Mix Activated Sludge (CMAS) process is selected for the secondary treatment stage, following guidelines from the Water Environment Federation (WEF, 2010). CMAS provides robust and consistent performance under fluctuating loads and conditions. Despite the process’s susceptibility to filamentous microbial growth, careful selection of operational parameters addresses this potential issue.</w:t>
       </w:r>
+      <w:r>
+        <w:t xml:space="preserve"> </w:t>
+      </w:r>
+    </w:p>
+    <w:p>
+      <w:pPr>
+        <w:jc w:val="both"/>
+      </w:pPr>
+      <w:r>
+        <w:t xml:space="preserve">Secondary treatment produces excess biomass that must be removed from the secondary clarifier and conveyed for further processing or disposal. A centrifugal non-clog pump is recommended: it delivers </w:t>
+      </w:r>
+      <w:r>
+        <w:t xml:space="preserve">dilute sludge and fine </w:t>
+      </w:r>
+      <w:r>
+        <w:t>solids handling without blockage, operates at high hydraulic efficiency, and requires minimal maintenance. Compared to positive-displacement alternatives, it also offers a lower cost and strong lifecycle value (Davis, 2010).</w:t>
+      </w:r>
     </w:p>
     <w:p/>
     <w:p>
@@ -1616,53 +1636,190 @@
     <w:p/>
     <w:p>
       <w:r>
+        <w:t>4.3 Sludge Characteristics and Return Flow</w:t>
+      </w:r>
+    </w:p>
+    <w:p>
+      <w:r>
+        <w:t>Wastewater temperature significantly affects activated sludge performance. A design temperature of 10 °C is chosen to represent critical winter conditions in Melbourne.</w:t>
+      </w:r>
+    </w:p>
+    <w:p/>
+    <w:p>
+      <w:r>
+        <w:t>Mixed Liquor Suspended Solids (MLSS):</w:t>
+      </w:r>
+    </w:p>
+    <w:p>
+      <w:r>
+        <w:t xml:space="preserve">A value of </w:t>
+      </w:r>
+      <w:r>
+        <w:t>4</w:t>
+      </w:r>
+      <w:r>
+        <w:t>,000 mg/L is selected from Metcalf &amp; Eddy (2014, Table 8-19) as appropriate for conventional activated sludge processes at low temperatures.</w:t>
+      </w:r>
+    </w:p>
+    <w:p/>
+    <w:p>
+      <w:r>
+        <w:t>Sludge Volume Index (SVI):</w:t>
+      </w:r>
+    </w:p>
+    <w:p>
+      <w:r>
+        <w:t xml:space="preserve">An SVI of </w:t>
+      </w:r>
+      <w:r>
+        <w:t>91</w:t>
+      </w:r>
+      <w:r>
+        <w:t xml:space="preserve"> mL/g is adopted, promoting good sludge settling characteristics. This value is chosen to maintain approximately 50% filamentous microorganism content, fostering adequate flocculation and settling</w:t>
+      </w:r>
+      <w:r>
+        <w:t xml:space="preserve"> </w:t>
+      </w:r>
+      <w:r>
+        <w:t>(</w:t>
+      </w:r>
+      <w:proofErr w:type="spellStart"/>
+      <w:r>
+        <w:t>Chudova</w:t>
+      </w:r>
+      <w:proofErr w:type="spellEnd"/>
+      <w:r>
+        <w:t xml:space="preserve"> et al., 1973)</w:t>
+      </w:r>
+      <w:r>
+        <w:t>.</w:t>
+      </w:r>
+    </w:p>
+    <w:p/>
+    <w:p>
+      <w:r>
+        <w:t>Based on this SVI, the return sludge concentration (XR) and return sludge flow (Q&lt;sub&gt;R&lt;/sub&gt;) are calculated as follows:</w:t>
+      </w:r>
+    </w:p>
+    <w:p/>
+    <w:p>
+      <w:r>
+        <w:t>(appropriate formulas here)</w:t>
+      </w:r>
+    </w:p>
+    <w:p/>
+    <w:p>
+      <w:r>
+        <w:t>The resulting return sludge ratio (Q&lt;sub&gt;R&lt;/sub&gt;/Q) is verified within the recommended range (0.25–1.0) for CMAS processes (Metcalf &amp; Eddy, 2014).</w:t>
+      </w:r>
+    </w:p>
+    <w:p/>
+    <w:p>
+      <w:r>
+        <w:t>4.4 Aeration Tank Volume and Organic Loading</w:t>
+      </w:r>
+    </w:p>
+    <w:p>
+      <w:r>
+        <w:t>Selecting the upper limit of the Food-to-Microorganism (F/M) ratio (0.4 d</w:t>
+      </w:r>
+      <w:r>
+        <w:rPr>
+          <w:rFonts w:ascii="Cambria Math" w:hAnsi="Cambria Math" w:cs="Cambria Math"/>
+        </w:rPr>
+        <w:t>⁻</w:t>
+      </w:r>
+      <w:r>
+        <w:rPr>
+          <w:rFonts w:ascii="Aptos" w:hAnsi="Aptos" w:cs="Aptos"/>
+        </w:rPr>
+        <w:t>¹</w:t>
+      </w:r>
+      <w:r>
+        <w:t>, Metcalf &amp; Eddy, 2014) minimises the required aeration tank volume. The aeration volume and hydraulic residence time (HRT) are calculated using:</w:t>
+      </w:r>
+    </w:p>
+    <w:p/>
+    <w:p>
+      <w:r>
+        <w:t>(appropriate formulas here)</w:t>
+      </w:r>
+    </w:p>
+    <w:p/>
+    <w:p>
+      <w:r>
+        <w:t>The calculated HRT is within the recommended range (</w:t>
+      </w:r>
+      <w:r>
+        <w:t>3</w:t>
+      </w:r>
+      <w:r>
+        <w:t>–</w:t>
+      </w:r>
+      <w:r>
+        <w:t>6</w:t>
+      </w:r>
+      <w:r>
+        <w:t xml:space="preserve"> hours) for CMAS processes, confirming adequate contact time and biological stabilisation.</w:t>
+      </w:r>
+    </w:p>
+    <w:p/>
+    <w:p>
+      <w:r>
         <w:lastRenderedPageBreak/>
-        <w:t>4.3 Sludge Characteristics and Return Flow</w:t>
-      </w:r>
-    </w:p>
-    <w:p>
-      <w:r>
-        <w:t>Wastewater temperature significantly affects activated sludge performance. A design temperature of 10 °C is chosen to represent critical winter conditions in Melbourne.</w:t>
-      </w:r>
-    </w:p>
-    <w:p/>
-    <w:p>
-      <w:r>
-        <w:t>Mixed Liquor Suspended Solids (MLSS):</w:t>
-      </w:r>
-    </w:p>
-    <w:p>
-      <w:r>
-        <w:t xml:space="preserve">A value of </w:t>
-      </w:r>
-      <w:r>
-        <w:t>4</w:t>
-      </w:r>
-      <w:r>
-        <w:t>,000 mg/L is selected from Metcalf &amp; Eddy (2014, Table 8-19) as appropriate for conventional activated sludge processes at low temperatures.</w:t>
-      </w:r>
-    </w:p>
-    <w:p/>
-    <w:p>
-      <w:r>
-        <w:t>Sludge Volume Index (SVI):</w:t>
-      </w:r>
-    </w:p>
-    <w:p>
-      <w:r>
-        <w:t xml:space="preserve">An SVI of </w:t>
-      </w:r>
-      <w:r>
-        <w:t>91</w:t>
-      </w:r>
-      <w:r>
-        <w:t xml:space="preserve"> mL/g is adopted, promoting good sludge settling characteristics. This value is chosen to maintain approximately 50% filamentous microorganism content, fostering adequate flocculation and settling</w:t>
-      </w:r>
-      <w:r>
-        <w:t xml:space="preserve"> </w:t>
-      </w:r>
-      <w:r>
-        <w:t>(</w:t>
+        <w:t>The organic loading rate, an essential performance parameter, is computed as follows:</w:t>
+      </w:r>
+    </w:p>
+    <w:p/>
+    <w:p>
+      <w:r>
+        <w:t>(appropriate formula here; result: 1</w:t>
+      </w:r>
+      <w:r>
+        <w:t>6</w:t>
+      </w:r>
+      <w:r>
+        <w:t>00 g/m³/day)</w:t>
+      </w:r>
+    </w:p>
+    <w:p/>
+    <w:p>
+      <w:r>
+        <w:t>4.5 Sludge Age and Stability</w:t>
+      </w:r>
+    </w:p>
+    <w:p>
+      <w:r>
+        <w:t>Typically, kinetic coefficients for activated sludge processes are reported at 20 °C. To adapt these to our chosen design temperature (10 °C), the Arrhenius equation is employed to adjust the yield coefficient (Y) and decay coefficient (K&lt;sub&gt;d&lt;/sub&gt;):</w:t>
+      </w:r>
+    </w:p>
+    <w:p/>
+    <w:p>
+      <w:r>
+        <w:t>(appropriate formula here)</w:t>
+      </w:r>
+    </w:p>
+    <w:p/>
+    <w:p>
+      <w:r>
+        <w:t>Using these adjusted coefficients, the required sludge age is calculated. A safety factor of 1.3 is applied to accommodate peak organic load variations:</w:t>
+      </w:r>
+    </w:p>
+    <w:p/>
+    <w:p>
+      <w:r>
+        <w:t>(appropriate formulas here)</w:t>
+      </w:r>
+    </w:p>
+    <w:p/>
+    <w:p>
+      <w:r>
+        <w:t>4.6 Aeration Tank Configuration</w:t>
+      </w:r>
+    </w:p>
+    <w:p>
+      <w:r>
+        <w:t>Aeration basins are sized to avoid large volumes that promote dead zones, potentially exacerbating filamentous microbial growth (</w:t>
       </w:r>
       <w:proofErr w:type="spellStart"/>
       <w:r>
@@ -1670,16 +1827,32 @@
       </w:r>
       <w:proofErr w:type="spellEnd"/>
       <w:r>
-        <w:t xml:space="preserve"> et al., 1973)</w:t>
-      </w:r>
-      <w:r>
-        <w:t>.</w:t>
-      </w:r>
-    </w:p>
-    <w:p/>
-    <w:p>
-      <w:r>
-        <w:t>Based on this SVI, the return sludge concentration (XR) and return sludge flow (Q&lt;sub&gt;R&lt;/sub&gt;) are calculated as follows:</w:t>
+        <w:t xml:space="preserve"> et al., 1973). Thus, individual basin volume is limited to 3,500 m³, and the length-to-width ratio is capped at 3:1, consistent with Davis (2010). The number of aeration tanks required is therefore calculated as:</w:t>
+      </w:r>
+    </w:p>
+    <w:p/>
+    <w:p>
+      <w:r>
+        <w:t>(appropriate formula here)</w:t>
+      </w:r>
+    </w:p>
+    <w:p/>
+    <w:p>
+      <w:r>
+        <w:t>4.7 Aeration Requirements</w:t>
+      </w:r>
+    </w:p>
+    <w:p>
+      <w:r>
+        <w:t>Aeration equipment selection requires evaluating both peak hourly and daily average oxygen demands. Peak oxygen demand determines aerator power, while daily average demand informs energy consumption. Oxygen demands and biomass production are calculated using the observed yield coefficient (Y&lt;sub&gt;</w:t>
+      </w:r>
+      <w:proofErr w:type="spellStart"/>
+      <w:r>
+        <w:t>obs</w:t>
+      </w:r>
+      <w:proofErr w:type="spellEnd"/>
+      <w:r>
+        <w:t>&lt;/sub&gt;):</w:t>
       </w:r>
     </w:p>
     <w:p/>
@@ -1691,86 +1864,15 @@
     <w:p/>
     <w:p>
       <w:r>
-        <w:t>The resulting return sludge ratio (Q&lt;sub&gt;R&lt;/sub&gt;/Q) is verified within the recommended range (0.25–1.0) for CMAS processes (Metcalf &amp; Eddy, 2014).</w:t>
-      </w:r>
-    </w:p>
-    <w:p/>
-    <w:p>
-      <w:r>
-        <w:t>4.4 Aeration Tank Volume and Organic Loading</w:t>
-      </w:r>
-    </w:p>
-    <w:p>
-      <w:r>
-        <w:t>Selecting the upper limit of the Food-to-Microorganism (F/M) ratio (0.4 d</w:t>
-      </w:r>
-      <w:r>
-        <w:rPr>
-          <w:rFonts w:ascii="Cambria Math" w:hAnsi="Cambria Math" w:cs="Cambria Math"/>
-        </w:rPr>
-        <w:t>⁻</w:t>
-      </w:r>
-      <w:r>
-        <w:rPr>
-          <w:rFonts w:ascii="Aptos" w:hAnsi="Aptos" w:cs="Aptos"/>
-        </w:rPr>
-        <w:t>¹</w:t>
-      </w:r>
-      <w:r>
-        <w:t>, Metcalf &amp; Eddy, 2014) minimises the required aeration tank volume. The aeration volume and hydraulic residence time (HRT) are calculated using:</w:t>
-      </w:r>
-    </w:p>
-    <w:p/>
-    <w:p>
-      <w:r>
-        <w:t>(appropriate formulas here)</w:t>
-      </w:r>
-    </w:p>
-    <w:p/>
-    <w:p>
-      <w:r>
-        <w:t>The calculated HRT is within the recommended range (</w:t>
-      </w:r>
-      <w:r>
-        <w:t>3</w:t>
-      </w:r>
-      <w:r>
-        <w:t>–</w:t>
-      </w:r>
-      <w:r>
-        <w:t>6</w:t>
-      </w:r>
-      <w:r>
-        <w:t xml:space="preserve"> hours) for CMAS processes, confirming adequate contact time and biological stabilisation.</w:t>
-      </w:r>
-    </w:p>
-    <w:p/>
-    <w:p>
-      <w:r>
-        <w:t>The organic loading rate, an essential performance parameter, is computed as follows:</w:t>
-      </w:r>
-    </w:p>
-    <w:p/>
-    <w:p>
-      <w:r>
-        <w:t>(appropriate formula here; result: 1</w:t>
-      </w:r>
-      <w:r>
-        <w:t>6</w:t>
-      </w:r>
-      <w:r>
-        <w:t>00 g/m³/day)</w:t>
-      </w:r>
-    </w:p>
-    <w:p/>
-    <w:p>
-      <w:r>
-        <w:t>4.5 Sludge Age and Stability</w:t>
-      </w:r>
-    </w:p>
-    <w:p>
-      <w:r>
-        <w:t>Typically, kinetic coefficients for activated sludge processes are reported at 20 °C. To adapt these to our chosen design temperature (10 °C), the Arrhenius equation is employed to adjust the yield coefficient (Y) and decay coefficient (K&lt;sub&gt;d&lt;/sub&gt;):</w:t>
+        <w:t xml:space="preserve">To determine blower capacity during peak demand, the following calculation is employed, incorporating a safety factor of 2 and assuming a standard oxygen transfer efficiency (10% of 0.279 </w:t>
+      </w:r>
+      <w:proofErr w:type="spellStart"/>
+      <w:r>
+        <w:t>kgO</w:t>
+      </w:r>
+      <w:proofErr w:type="spellEnd"/>
+      <w:r>
+        <w:t>₂ per m³ air):</w:t>
       </w:r>
     </w:p>
     <w:p/>
@@ -1782,32 +1884,12 @@
     <w:p/>
     <w:p>
       <w:r>
-        <w:t>Using these adjusted coefficients, the required sludge age is calculated. A safety factor of 1.3 is applied to accommodate peak organic load variations:</w:t>
-      </w:r>
-    </w:p>
-    <w:p/>
-    <w:p>
-      <w:r>
-        <w:t>(appropriate formulas here)</w:t>
-      </w:r>
-    </w:p>
-    <w:p/>
-    <w:p>
-      <w:r>
-        <w:t>4.6 Aeration Tank Configuration</w:t>
-      </w:r>
-    </w:p>
-    <w:p>
-      <w:r>
-        <w:t>Aeration basins are sized to avoid large volumes that promote dead zones, potentially exacerbating filamentous microbial growth (</w:t>
-      </w:r>
-      <w:proofErr w:type="spellStart"/>
-      <w:r>
-        <w:t>Chudova</w:t>
-      </w:r>
-      <w:proofErr w:type="spellEnd"/>
-      <w:r>
-        <w:t xml:space="preserve"> et al., 1973). Thus, individual basin volume is limited to 3,500 m³, and the length-to-width ratio is capped at 3:1, consistent with Davis (2010). The number of aeration tanks required is therefore calculated as:</w:t>
+        <w:t>4.8 Secondary Clarifier Sizing</w:t>
+      </w:r>
+    </w:p>
+    <w:p>
+      <w:r>
+        <w:t>The secondary clarifier surface area is estimated based on solids loading rates recommended in Metcalf &amp; Eddy (2014, Table 8-34):</w:t>
       </w:r>
     </w:p>
     <w:p/>
@@ -1817,68 +1899,6 @@
       </w:r>
     </w:p>
     <w:p/>
-    <w:p>
-      <w:r>
-        <w:t>4.7 Aeration Requirements</w:t>
-      </w:r>
-    </w:p>
-    <w:p>
-      <w:r>
-        <w:t>Aeration equipment selection requires evaluating both peak hourly and daily average oxygen demands. Peak oxygen demand determines aerator power, while daily average demand informs energy consumption. Oxygen demands and biomass production are calculated using the observed yield coefficient (Y&lt;sub&gt;</w:t>
-      </w:r>
-      <w:proofErr w:type="spellStart"/>
-      <w:r>
-        <w:t>obs</w:t>
-      </w:r>
-      <w:proofErr w:type="spellEnd"/>
-      <w:r>
-        <w:t>&lt;/sub&gt;):</w:t>
-      </w:r>
-    </w:p>
-    <w:p/>
-    <w:p>
-      <w:r>
-        <w:t>(appropriate formulas here)</w:t>
-      </w:r>
-    </w:p>
-    <w:p/>
-    <w:p>
-      <w:r>
-        <w:t xml:space="preserve">To determine blower capacity during peak demand, the following calculation is employed, incorporating a safety factor of 2 and assuming a standard oxygen transfer efficiency (10% of 0.279 </w:t>
-      </w:r>
-      <w:proofErr w:type="spellStart"/>
-      <w:r>
-        <w:t>kgO</w:t>
-      </w:r>
-      <w:proofErr w:type="spellEnd"/>
-      <w:r>
-        <w:t>₂ per m³ air):</w:t>
-      </w:r>
-    </w:p>
-    <w:p/>
-    <w:p>
-      <w:r>
-        <w:t>(appropriate formula here)</w:t>
-      </w:r>
-    </w:p>
-    <w:p/>
-    <w:p>
-      <w:r>
-        <w:lastRenderedPageBreak/>
-        <w:t>4.8 Secondary Clarifier Sizing</w:t>
-      </w:r>
-    </w:p>
-    <w:p>
-      <w:r>
-        <w:t>The secondary clarifier surface area is estimated based on solids loading rates recommended in Metcalf &amp; Eddy (2014, Table 8-34):</w:t>
-      </w:r>
-    </w:p>
-    <w:p/>
-    <w:p>
-      <w:r>
-        <w:t>(appropriate formula here)</w:t>
-      </w:r>
-    </w:p>
     <w:p/>
     <w:sectPr>
       <w:pgSz w:w="11906" w:h="16838"/>

--- a/Calculations/Temperature of wastewater in winter.docx
+++ b/Calculations/Temperature of wastewater in winter.docx
@@ -346,6 +346,7 @@
       <w:pPr>
         <w:rPr>
           <w:noProof/>
+          <w:lang w:val="es-CO"/>
         </w:rPr>
       </w:pPr>
       <w:r>
@@ -392,10 +393,14 @@
       <w:r>
         <w:rPr>
           <w:noProof/>
+          <w:lang w:val="es-CO"/>
         </w:rPr>
         <w:t xml:space="preserve"> </w:t>
       </w:r>
       <w:r>
+        <w:rPr>
+          <w:noProof/>
+        </w:rPr>
         <w:drawing>
           <wp:inline distT="0" distB="0" distL="0" distR="0" wp14:anchorId="3C8D3822" wp14:editId="41473F66">
             <wp:extent cx="5731510" cy="2757805"/>
@@ -737,19 +742,7 @@
           <w:rPr>
             <w:rStyle w:val="Hyperlink"/>
           </w:rPr>
-          <w:t>https://www.accessengineeringlibrary.com/con</w:t>
-        </w:r>
-        <w:r>
-          <w:rPr>
-            <w:rStyle w:val="Hyperlink"/>
-          </w:rPr>
-          <w:t>t</w:t>
-        </w:r>
-        <w:r>
-          <w:rPr>
-            <w:rStyle w:val="Hyperlink"/>
-          </w:rPr>
-          <w:t>ent/book/9780071663588/toc-chapter/chapter14/section/section7</w:t>
+          <w:t>https://www.accessengineeringlibrary.com/content/book/9780071663588/toc-chapter/chapter14/section/section7</w:t>
         </w:r>
       </w:hyperlink>
     </w:p>
@@ -1020,6 +1013,9 @@
     </w:p>
     <w:p>
       <w:r>
+        <w:rPr>
+          <w:noProof/>
+        </w:rPr>
         <w:drawing>
           <wp:inline distT="0" distB="0" distL="0" distR="0" wp14:anchorId="77B5FA37" wp14:editId="011A209B">
             <wp:extent cx="5731510" cy="911860"/>
@@ -1058,6 +1054,22 @@
       </w:r>
     </w:p>
     <w:p/>
+    <w:p>
+      <w:r>
+        <w:t>8410.89 m³</w:t>
+      </w:r>
+      <w:r>
+        <w:t xml:space="preserve"> projected</w:t>
+      </w:r>
+    </w:p>
+    <w:p>
+      <w:pPr>
+        <w:rPr>
+          <w:b/>
+          <w:bCs/>
+        </w:rPr>
+      </w:pPr>
+    </w:p>
     <w:p>
       <w:r>
         <w:rPr>
@@ -1104,6 +1116,9 @@
     <w:p/>
     <w:p>
       <w:r>
+        <w:rPr>
+          <w:noProof/>
+        </w:rPr>
         <w:drawing>
           <wp:inline distT="0" distB="0" distL="0" distR="0" wp14:anchorId="2A377CA8" wp14:editId="35EC83C5">
             <wp:extent cx="5731510" cy="3761740"/>
@@ -1270,79 +1285,12 @@
     </w:p>
     <w:p>
       <w:r>
-        <w:t>This revised approach operates near-average flow rates for most hours of the day. During peak inflow periods (</w:t>
-      </w:r>
-      <w:r>
-        <w:t>from</w:t>
-      </w:r>
-      <w:r>
-        <w:t xml:space="preserve"> 3 pm to 9 pm), inflows exceeding this new peak flow rate are diverted to the equalisation basin. In low-demand hours, stored wastewater is returned to maintain </w:t>
-      </w:r>
-      <w:r>
-        <w:t>less variable</w:t>
-      </w:r>
-      <w:r>
-        <w:t xml:space="preserve"> flow to the </w:t>
-      </w:r>
-      <w:r>
-        <w:t>downstream</w:t>
-      </w:r>
-      <w:r>
-        <w:t xml:space="preserve"> </w:t>
-      </w:r>
-      <w:r>
-        <w:t>processes</w:t>
-      </w:r>
-      <w:r>
-        <w:t xml:space="preserve">. This method </w:t>
-      </w:r>
-      <w:r>
-        <w:t>reduced</w:t>
-      </w:r>
-      <w:r>
-        <w:t xml:space="preserve"> the required equalisation volume and significantly reduced the </w:t>
-      </w:r>
-      <w:r>
-        <w:t>peak</w:t>
-      </w:r>
-      <w:r>
-        <w:t xml:space="preserve"> flows. After recalculating using this approach, the required equalisation volume was </w:t>
-      </w:r>
-      <w:r>
-        <w:t>smaller</w:t>
-      </w:r>
-      <w:r>
-        <w:t xml:space="preserve">, although </w:t>
-      </w:r>
-      <w:r>
-        <w:t xml:space="preserve">this </w:t>
-      </w:r>
-      <w:r>
-        <w:t>requires</w:t>
-      </w:r>
-      <w:r>
-        <w:t xml:space="preserve"> </w:t>
-      </w:r>
-      <w:r>
-        <w:t xml:space="preserve">extra </w:t>
-      </w:r>
-      <w:r>
-        <w:t>operational</w:t>
-      </w:r>
-      <w:r>
-        <w:t xml:space="preserve"> </w:t>
-      </w:r>
-      <w:r>
-        <w:t>control</w:t>
-      </w:r>
-      <w:r>
-        <w:t xml:space="preserve">, providing </w:t>
-      </w:r>
-      <w:r>
-        <w:t>narrower variation in the</w:t>
-      </w:r>
-      <w:r>
-        <w:t xml:space="preserve"> hydraulic regime for downstream processes.</w:t>
+        <w:t>The planned flow management strategy for the wastewater treatment plant incorporates a phased approach utilizing an equalisation basin to optimize downstream treatment processes over the facility's operational life. Initially, operation will commence with the equalisation basin configured to deliver a constant flow rate downstream. This is facilitated by a significant design storage volume, approximated at 19400 m³ inclusive of a safety factor. The objective of this initial constant flow regime is to establish stable hydraulic and organic loading conditions, thereby simplifying the commissioning process and enabling precise optimization of subsequent treatment units.</w:t>
+      </w:r>
+    </w:p>
+    <w:p>
+      <w:r>
+        <w:t xml:space="preserve"> As the service area population increases and influent flow rates exhibit greater volume and variability, the operational strategy for the equalisation basin will transition to one focused on smoothing flow variations. Simultaneously, a critical peak flow constraint of 4625.55 m³/h will be imposed on the flow discharged from the basin to the primary clarifier. This specific flow rate is selected to ensure the primary clarifier operates within its optimal hydraulic loading range, thereby maintaining the required retention time for efficient settleable solids removal. This adaptive strategy ensures that the plant can effectively manage increasing influent flows while preserving the performance integrity of key treatment processes throughout its operational lifespan.</w:t>
       </w:r>
     </w:p>
     <w:p>
@@ -1387,6 +1335,9 @@
         <w:jc w:val="center"/>
       </w:pPr>
       <w:r>
+        <w:rPr>
+          <w:noProof/>
+        </w:rPr>
         <w:drawing>
           <wp:inline distT="0" distB="0" distL="0" distR="0" wp14:anchorId="43DBE592" wp14:editId="04DE5A5D">
             <wp:extent cx="3948039" cy="1828800"/>
@@ -1432,94 +1383,86 @@
         <w:t>Off-line equalisation basin –adapted from</w:t>
       </w:r>
       <w:r>
-        <w:t xml:space="preserve"> </w:t>
-      </w:r>
-      <w:r>
-        <w:t>Fig 3-20</w:t>
+        <w:t xml:space="preserve"> Fig 3-20, </w:t>
+      </w:r>
+      <w:r>
+        <w:t>Davis,2010</w:t>
+      </w:r>
+    </w:p>
+    <w:p>
+      <w:r>
+        <w:t>2.4 Protection Against Failure</w:t>
+      </w:r>
+    </w:p>
+    <w:p>
+      <w:r>
+        <w:t>The preliminary treatment facilities incorporate redundancy and safety features to protect against failure scenarios and to ensure continuous operation</w:t>
+      </w:r>
+      <w:r>
+        <w:t xml:space="preserve">. </w:t>
+      </w:r>
+      <w:r>
+        <w:t>These recommendations</w:t>
+      </w:r>
+      <w:r>
+        <w:t xml:space="preserve"> are </w:t>
+      </w:r>
+      <w:r>
+        <w:t>described in Davis, 2010</w:t>
+      </w:r>
+      <w:r>
+        <w:t>:</w:t>
+      </w:r>
+    </w:p>
+    <w:p>
+      <w:r>
+        <w:t>Redundancy Measures:</w:t>
+      </w:r>
+    </w:p>
+    <w:p>
+      <w:r>
+        <w:t>An additional mechanically cleaned coarse screen and vortex grit chamber unit will be provided as backup units. This ensures operational continuity during periods when primary units are undergoing maintenance or experiencing overloading conditions.</w:t>
+      </w:r>
+    </w:p>
+    <w:p>
+      <w:r>
+        <w:t>Bypass Channels</w:t>
+      </w:r>
+      <w:r>
+        <w:t xml:space="preserve"> and overflow</w:t>
+      </w:r>
+      <w:r>
+        <w:t>:</w:t>
+      </w:r>
+    </w:p>
+    <w:p>
+      <w:r>
+        <w:lastRenderedPageBreak/>
+        <w:t>Dedicated bypass channels will be installed, allowing flows to bypass the primary screening and grit removal facilities</w:t>
+      </w:r>
+      <w:r>
+        <w:t xml:space="preserve"> as well as </w:t>
+      </w:r>
+      <w:r>
+        <w:t xml:space="preserve">overflow </w:t>
+      </w:r>
+      <w:r>
+        <w:t>outlet should be provided for equalisation basin. These measures are useful in emergency situations, preventing hydraulic overload</w:t>
+      </w:r>
+    </w:p>
+    <w:p>
+      <w:r>
+        <w:t>Maintenance Accessibility:</w:t>
+      </w:r>
+    </w:p>
+    <w:p>
+      <w:r>
+        <w:t>Screens</w:t>
       </w:r>
       <w:r>
         <w:t xml:space="preserve">, </w:t>
       </w:r>
       <w:r>
-        <w:t>Davis,2010</w:t>
-      </w:r>
-    </w:p>
-    <w:p>
-      <w:r>
-        <w:t>2.4 Protection Against Failure</w:t>
-      </w:r>
-    </w:p>
-    <w:p>
-      <w:r>
-        <w:t>The preliminary treatment facilities incorporate redundancy and safety features to protect against failure scenarios and to ensure continuous operation</w:t>
-      </w:r>
-      <w:r>
-        <w:t xml:space="preserve">. </w:t>
-      </w:r>
-      <w:r>
-        <w:t>These recommendations</w:t>
-      </w:r>
-      <w:r>
-        <w:t xml:space="preserve"> are </w:t>
-      </w:r>
-      <w:r>
-        <w:t>described in Davis, 2010</w:t>
-      </w:r>
-      <w:r>
-        <w:t>:</w:t>
-      </w:r>
-    </w:p>
-    <w:p>
-      <w:r>
-        <w:t>Redundancy Measures:</w:t>
-      </w:r>
-    </w:p>
-    <w:p>
-      <w:r>
-        <w:t>An additional mechanically cleaned coarse screen and vortex grit chamber unit will be provided as backup units. This ensures operational continuity during periods when primary units are undergoing maintenance or experiencing overloading conditions.</w:t>
-      </w:r>
-    </w:p>
-    <w:p>
-      <w:r>
-        <w:t>Bypass Channels</w:t>
-      </w:r>
-      <w:r>
-        <w:t xml:space="preserve"> and overflow</w:t>
-      </w:r>
-      <w:r>
-        <w:t>:</w:t>
-      </w:r>
-    </w:p>
-    <w:p>
-      <w:r>
-        <w:t>Dedicated bypass channels will be installed, allowing flows to bypass the primary screening and grit removal facilities</w:t>
-      </w:r>
-      <w:r>
-        <w:t xml:space="preserve"> as well as </w:t>
-      </w:r>
-      <w:r>
-        <w:t xml:space="preserve">overflow </w:t>
-      </w:r>
-      <w:r>
-        <w:t>outlet should be provided for equalisation basin. These measures are useful</w:t>
-      </w:r>
-      <w:r>
-        <w:t xml:space="preserve"> in emergency situations, preventing hydraulic overload</w:t>
-      </w:r>
-    </w:p>
-    <w:p>
-      <w:r>
-        <w:t>Maintenance Accessibility:</w:t>
-      </w:r>
-    </w:p>
-    <w:p>
-      <w:r>
-        <w:t>Screens</w:t>
-      </w:r>
-      <w:r>
-        <w:t xml:space="preserve">, </w:t>
-      </w:r>
-      <w:r>
         <w:t>grit chambers</w:t>
       </w:r>
       <w:r>
@@ -1531,17 +1474,24 @@
     </w:p>
     <w:p>
       <w:r>
+        <w:t xml:space="preserve">Equalisation basin volume should be divided into three tanks in order to facilitate inspection and maintenance. </w:t>
+      </w:r>
+    </w:p>
+    <w:p>
+      <w:r>
         <w:t>Emergency Procedures and Alarms:</w:t>
       </w:r>
     </w:p>
     <w:p>
       <w:r>
-        <w:lastRenderedPageBreak/>
         <w:t>An alarm system is designed to trigger when blockage levels reach 50% or if there is a sudden halt in mechanical operation. This proactive alert mechanism allows prompt operator intervention, minimizing risks of overflow or downstream process damage.</w:t>
       </w:r>
     </w:p>
     <w:p>
       <w:r>
+        <w:rPr>
+          <w:noProof/>
+        </w:rPr>
         <w:drawing>
           <wp:inline distT="0" distB="0" distL="0" distR="0" wp14:anchorId="76E4EB37" wp14:editId="02BB073B">
             <wp:extent cx="5731510" cy="3720465"/>
@@ -1607,6 +1557,7 @@
         <w:jc w:val="both"/>
       </w:pPr>
       <w:r>
+        <w:lastRenderedPageBreak/>
         <w:t xml:space="preserve">Secondary treatment produces excess biomass that must be removed from the secondary clarifier and conveyed for further processing or disposal. A centrifugal non-clog pump is recommended: it delivers </w:t>
       </w:r>
       <w:r>
@@ -1678,10 +1629,7 @@
         <w:t xml:space="preserve"> mL/g is adopted, promoting good sludge settling characteristics. This value is chosen to maintain approximately 50% filamentous microorganism content, fostering adequate flocculation and settling</w:t>
       </w:r>
       <w:r>
-        <w:t xml:space="preserve"> </w:t>
-      </w:r>
-      <w:r>
-        <w:t>(</w:t>
+        <w:t xml:space="preserve"> (</w:t>
       </w:r>
       <w:proofErr w:type="spellStart"/>
       <w:r>
@@ -1721,6 +1669,7 @@
     </w:p>
     <w:p>
       <w:r>
+        <w:lastRenderedPageBreak/>
         <w:t>Selecting the upper limit of the Food-to-Microorganism (F/M) ratio (0.4 d</w:t>
       </w:r>
       <w:r>
@@ -1748,49 +1697,113 @@
     <w:p/>
     <w:p>
       <w:r>
-        <w:t>The calculated HRT is within the recommended range (</w:t>
-      </w:r>
-      <w:r>
-        <w:t>3</w:t>
-      </w:r>
-      <w:r>
-        <w:t>–</w:t>
-      </w:r>
-      <w:r>
-        <w:t>6</w:t>
-      </w:r>
-      <w:r>
-        <w:t xml:space="preserve"> hours) for CMAS processes, confirming adequate contact time and biological stabilisation.</w:t>
-      </w:r>
-    </w:p>
-    <w:p/>
+        <w:t>The calculated HRT is within the recommended range (3–6 hours) for CMAS processes, confirming adequate contact time and biological stabilisation.</w:t>
+      </w:r>
+    </w:p>
+    <w:p/>
+    <w:p>
+      <w:r>
+        <w:t>The organic loading rate, an essential performance parameter, is computed as follows:</w:t>
+      </w:r>
+    </w:p>
+    <w:p/>
+    <w:p>
+      <w:r>
+        <w:t>(appropriate formula here; result: 1600 g/m³/day)</w:t>
+      </w:r>
+    </w:p>
+    <w:p/>
+    <w:p>
+      <w:r>
+        <w:t>4.5 Sludge Age and Stability</w:t>
+      </w:r>
+    </w:p>
+    <w:p>
+      <w:r>
+        <w:t>Typically, kinetic coefficients for activated sludge processes are reported at 20 °C. To adapt these to our chosen design temperature (10 °C), the Arrhenius equation is employed to adjust the yield coefficient (Y) and decay coefficient (K&lt;sub&gt;d&lt;/sub&gt;):</w:t>
+      </w:r>
+    </w:p>
+    <w:p/>
+    <w:p>
+      <w:r>
+        <w:t>(appropriate formula here)</w:t>
+      </w:r>
+    </w:p>
+    <w:p/>
+    <w:p>
+      <w:r>
+        <w:t>Using these adjusted coefficients, the required sludge age is calculated. A safety factor of 1.3 is applied to accommodate peak organic load variations:</w:t>
+      </w:r>
+    </w:p>
+    <w:p/>
+    <w:p>
+      <w:r>
+        <w:t>(appropriate formulas here)</w:t>
+      </w:r>
+    </w:p>
+    <w:p/>
+    <w:p>
+      <w:r>
+        <w:t>4.6 Aeration Tank Configuration</w:t>
+      </w:r>
+    </w:p>
+    <w:p>
+      <w:r>
+        <w:t>Aeration basins are sized to avoid large volumes that promote dead zones, potentially exacerbating filamentous microbial growth (</w:t>
+      </w:r>
+      <w:proofErr w:type="spellStart"/>
+      <w:r>
+        <w:t>Chudova</w:t>
+      </w:r>
+      <w:proofErr w:type="spellEnd"/>
+      <w:r>
+        <w:t xml:space="preserve"> et al., 1973). Thus, individual basin volume is limited to 3,500 m³, and the length-to-width ratio is capped at 3:1, consistent with Davis (2010). The number of aeration tanks required is therefore calculated as:</w:t>
+      </w:r>
+    </w:p>
+    <w:p/>
+    <w:p>
+      <w:r>
+        <w:t>(appropriate formula here)</w:t>
+      </w:r>
+    </w:p>
+    <w:p/>
+    <w:p>
+      <w:r>
+        <w:t>4.7 Aeration Requirements</w:t>
+      </w:r>
+    </w:p>
     <w:p>
       <w:r>
         <w:lastRenderedPageBreak/>
-        <w:t>The organic loading rate, an essential performance parameter, is computed as follows:</w:t>
-      </w:r>
-    </w:p>
-    <w:p/>
-    <w:p>
-      <w:r>
-        <w:t>(appropriate formula here; result: 1</w:t>
-      </w:r>
-      <w:r>
-        <w:t>6</w:t>
-      </w:r>
-      <w:r>
-        <w:t>00 g/m³/day)</w:t>
-      </w:r>
-    </w:p>
-    <w:p/>
-    <w:p>
-      <w:r>
-        <w:t>4.5 Sludge Age and Stability</w:t>
-      </w:r>
-    </w:p>
-    <w:p>
-      <w:r>
-        <w:t>Typically, kinetic coefficients for activated sludge processes are reported at 20 °C. To adapt these to our chosen design temperature (10 °C), the Arrhenius equation is employed to adjust the yield coefficient (Y) and decay coefficient (K&lt;sub&gt;d&lt;/sub&gt;):</w:t>
+        <w:t>Aeration equipment selection requires evaluating both peak hourly and daily average oxygen demands. Peak oxygen demand determines aerator power, while daily average demand informs energy consumption. Oxygen demands and biomass production are calculated using the observed yield coefficient (Y&lt;sub&gt;</w:t>
+      </w:r>
+      <w:proofErr w:type="spellStart"/>
+      <w:r>
+        <w:t>obs</w:t>
+      </w:r>
+      <w:proofErr w:type="spellEnd"/>
+      <w:r>
+        <w:t>&lt;/sub&gt;):</w:t>
+      </w:r>
+    </w:p>
+    <w:p/>
+    <w:p>
+      <w:r>
+        <w:t>(appropriate formulas here)</w:t>
+      </w:r>
+    </w:p>
+    <w:p/>
+    <w:p>
+      <w:r>
+        <w:t xml:space="preserve">To determine blower capacity during peak demand, the following calculation is employed, incorporating a safety factor of 2 and assuming a standard oxygen transfer efficiency (10% of 0.279 </w:t>
+      </w:r>
+      <w:proofErr w:type="spellStart"/>
+      <w:r>
+        <w:t>kgO</w:t>
+      </w:r>
+      <w:proofErr w:type="spellEnd"/>
+      <w:r>
+        <w:t>₂ per m³ air):</w:t>
       </w:r>
     </w:p>
     <w:p/>
@@ -1802,97 +1815,29 @@
     <w:p/>
     <w:p>
       <w:r>
-        <w:t>Using these adjusted coefficients, the required sludge age is calculated. A safety factor of 1.3 is applied to accommodate peak organic load variations:</w:t>
-      </w:r>
-    </w:p>
-    <w:p/>
-    <w:p>
-      <w:r>
-        <w:t>(appropriate formulas here)</w:t>
-      </w:r>
-    </w:p>
-    <w:p/>
-    <w:p>
-      <w:r>
-        <w:t>4.6 Aeration Tank Configuration</w:t>
-      </w:r>
-    </w:p>
-    <w:p>
-      <w:r>
-        <w:t>Aeration basins are sized to avoid large volumes that promote dead zones, potentially exacerbating filamentous microbial growth (</w:t>
-      </w:r>
-      <w:proofErr w:type="spellStart"/>
-      <w:r>
-        <w:t>Chudova</w:t>
-      </w:r>
-      <w:proofErr w:type="spellEnd"/>
-      <w:r>
-        <w:t xml:space="preserve"> et al., 1973). Thus, individual basin volume is limited to 3,500 m³, and the length-to-width ratio is capped at 3:1, consistent with Davis (2010). The number of aeration tanks required is therefore calculated as:</w:t>
-      </w:r>
-    </w:p>
-    <w:p/>
-    <w:p>
-      <w:r>
-        <w:t>(appropriate formula here)</w:t>
-      </w:r>
-    </w:p>
-    <w:p/>
-    <w:p>
-      <w:r>
-        <w:t>4.7 Aeration Requirements</w:t>
-      </w:r>
-    </w:p>
-    <w:p>
-      <w:r>
-        <w:t>Aeration equipment selection requires evaluating both peak hourly and daily average oxygen demands. Peak oxygen demand determines aerator power, while daily average demand informs energy consumption. Oxygen demands and biomass production are calculated using the observed yield coefficient (Y&lt;sub&gt;</w:t>
-      </w:r>
-      <w:proofErr w:type="spellStart"/>
-      <w:r>
-        <w:t>obs</w:t>
-      </w:r>
-      <w:proofErr w:type="spellEnd"/>
-      <w:r>
-        <w:t>&lt;/sub&gt;):</w:t>
-      </w:r>
-    </w:p>
-    <w:p/>
-    <w:p>
-      <w:r>
-        <w:t>(appropriate formulas here)</w:t>
-      </w:r>
-    </w:p>
-    <w:p/>
-    <w:p>
-      <w:r>
-        <w:t xml:space="preserve">To determine blower capacity during peak demand, the following calculation is employed, incorporating a safety factor of 2 and assuming a standard oxygen transfer efficiency (10% of 0.279 </w:t>
-      </w:r>
-      <w:proofErr w:type="spellStart"/>
-      <w:r>
-        <w:t>kgO</w:t>
-      </w:r>
-      <w:proofErr w:type="spellEnd"/>
-      <w:r>
-        <w:t>₂ per m³ air):</w:t>
-      </w:r>
-    </w:p>
-    <w:p/>
-    <w:p>
-      <w:r>
-        <w:t>(appropriate formula here)</w:t>
-      </w:r>
-    </w:p>
-    <w:p/>
-    <w:p>
-      <w:r>
         <w:t>4.8 Secondary Clarifier Sizing</w:t>
       </w:r>
     </w:p>
     <w:p>
       <w:r>
-        <w:t>The secondary clarifier surface area is estimated based on solids loading rates recommended in Metcalf &amp; Eddy (2014, Table 8-34):</w:t>
-      </w:r>
-    </w:p>
-    <w:p/>
+        <w:t>The secondary clarifier surface area is estimated based on solids loading rates</w:t>
+      </w:r>
+      <w:r>
+        <w:t xml:space="preserve"> (SLR)</w:t>
+      </w:r>
+      <w:r>
+        <w:t xml:space="preserve"> recommended in Metcalf &amp; Eddy (2014, Table 8-34):</w:t>
+      </w:r>
+    </w:p>
+    <w:p/>
+    <w:p>
+      <w:pPr>
+        <w:jc w:val="both"/>
+      </w:pPr>
+      <w:r>
+        <w:t>Given that the peak flow and the average flow are similar, we only consider the average condition in order to select the SLR rate.</w:t>
+      </w:r>
+    </w:p>
     <w:p>
       <w:r>
         <w:t>(appropriate formula here)</w:t>

--- a/Calculations/Temperature of wastewater in winter.docx
+++ b/Calculations/Temperature of wastewater in winter.docx
@@ -115,15 +115,7 @@
     </w:p>
     <w:p>
       <w:r>
-        <w:t xml:space="preserve">Temperature of wastewater in winter. That would be the </w:t>
-      </w:r>
-      <w:proofErr w:type="gramStart"/>
-      <w:r>
-        <w:t>worst case</w:t>
-      </w:r>
-      <w:proofErr w:type="gramEnd"/>
-      <w:r>
-        <w:t xml:space="preserve"> scenario. </w:t>
+        <w:t xml:space="preserve">Temperature of wastewater in winter. That would be the worst case scenario. </w:t>
       </w:r>
     </w:p>
     <w:p>
@@ -1629,15 +1621,13 @@
         <w:t xml:space="preserve"> mL/g is adopted, promoting good sludge settling characteristics. This value is chosen to maintain approximately 50% filamentous microorganism content, fostering adequate flocculation and settling</w:t>
       </w:r>
       <w:r>
-        <w:t xml:space="preserve"> (</w:t>
-      </w:r>
-      <w:proofErr w:type="spellStart"/>
-      <w:r>
-        <w:t>Chudova</w:t>
-      </w:r>
-      <w:proofErr w:type="spellEnd"/>
-      <w:r>
-        <w:t xml:space="preserve"> et al., 1973)</w:t>
+        <w:t xml:space="preserve"> (Chudo</w:t>
+      </w:r>
+      <w:r>
+        <w:t>b</w:t>
+      </w:r>
+      <w:r>
+        <w:t>a et al., 1973)</w:t>
       </w:r>
       <w:r>
         <w:t>.</w:t>
@@ -1829,7 +1819,11 @@
         <w:t xml:space="preserve"> recommended in Metcalf &amp; Eddy (2014, Table 8-34):</w:t>
       </w:r>
     </w:p>
-    <w:p/>
+    <w:p>
+      <w:r>
+        <w:t>(appropriate formula here)</w:t>
+      </w:r>
+    </w:p>
     <w:p>
       <w:pPr>
         <w:jc w:val="both"/>
@@ -1840,10 +1834,378 @@
     </w:p>
     <w:p>
       <w:r>
-        <w:t>(appropriate formula here)</w:t>
-      </w:r>
-    </w:p>
-    <w:p/>
+        <w:t>Design description</w:t>
+      </w:r>
+    </w:p>
+    <w:p/>
+    <w:p>
+      <w:r>
+        <w:t>“Two circular final clarifiers, each 55</w:t>
+      </w:r>
+      <w:r>
+        <w:rPr>
+          <w:rFonts w:ascii="Arial" w:hAnsi="Arial" w:cs="Arial"/>
+        </w:rPr>
+        <w:t> </w:t>
+      </w:r>
+      <w:r>
+        <w:t>m internal diameter (plan area 4</w:t>
+      </w:r>
+      <w:r>
+        <w:rPr>
+          <w:rFonts w:ascii="Arial" w:hAnsi="Arial" w:cs="Arial"/>
+        </w:rPr>
+        <w:t> </w:t>
+      </w:r>
+      <w:r>
+        <w:t>841</w:t>
+      </w:r>
+      <w:r>
+        <w:rPr>
+          <w:rFonts w:ascii="Arial" w:hAnsi="Arial" w:cs="Arial"/>
+        </w:rPr>
+        <w:t> </w:t>
+      </w:r>
+      <w:r>
+        <w:t>m</w:t>
+      </w:r>
+      <w:r>
+        <w:rPr>
+          <w:rFonts w:ascii="Aptos" w:hAnsi="Aptos" w:cs="Aptos"/>
+        </w:rPr>
+        <w:t>²</w:t>
+      </w:r>
+      <w:r>
+        <w:t xml:space="preserve"> total), receive mixed liquor from the CMAS reactors at 22.8</w:t>
+      </w:r>
+      <w:r>
+        <w:rPr>
+          <w:rFonts w:ascii="Arial" w:hAnsi="Arial" w:cs="Arial"/>
+        </w:rPr>
+        <w:t> </w:t>
+      </w:r>
+      <w:r>
+        <w:t>m</w:t>
+      </w:r>
+      <w:r>
+        <w:rPr>
+          <w:rFonts w:ascii="Aptos" w:hAnsi="Aptos" w:cs="Aptos"/>
+        </w:rPr>
+        <w:t>³</w:t>
+      </w:r>
+      <w:r>
+        <w:rPr>
+          <w:rFonts w:ascii="Arial" w:hAnsi="Arial" w:cs="Arial"/>
+        </w:rPr>
+        <w:t> </w:t>
+      </w:r>
+      <w:r>
+        <w:t>m</w:t>
+      </w:r>
+      <w:r>
+        <w:rPr>
+          <w:rFonts w:ascii="Cambria Math" w:hAnsi="Cambria Math" w:cs="Cambria Math"/>
+        </w:rPr>
+        <w:t>⁻</w:t>
+      </w:r>
+      <w:r>
+        <w:rPr>
+          <w:rFonts w:ascii="Aptos" w:hAnsi="Aptos" w:cs="Aptos"/>
+        </w:rPr>
+        <w:t>²</w:t>
+      </w:r>
+      <w:r>
+        <w:rPr>
+          <w:rFonts w:ascii="Arial" w:hAnsi="Arial" w:cs="Arial"/>
+        </w:rPr>
+        <w:t> </w:t>
+      </w:r>
+      <w:r>
+        <w:t>d</w:t>
+      </w:r>
+      <w:r>
+        <w:rPr>
+          <w:rFonts w:ascii="Cambria Math" w:hAnsi="Cambria Math" w:cs="Cambria Math"/>
+        </w:rPr>
+        <w:t>⁻</w:t>
+      </w:r>
+      <w:r>
+        <w:rPr>
+          <w:rFonts w:ascii="Aptos" w:hAnsi="Aptos" w:cs="Aptos"/>
+        </w:rPr>
+        <w:t>¹</w:t>
+      </w:r>
+      <w:r>
+        <w:t xml:space="preserve"> surface overflow and 93</w:t>
+      </w:r>
+      <w:r>
+        <w:rPr>
+          <w:rFonts w:ascii="Arial" w:hAnsi="Arial" w:cs="Arial"/>
+        </w:rPr>
+        <w:t> </w:t>
+      </w:r>
+      <w:r>
+        <w:t>kg</w:t>
+      </w:r>
+      <w:r>
+        <w:rPr>
+          <w:rFonts w:ascii="Arial" w:hAnsi="Arial" w:cs="Arial"/>
+        </w:rPr>
+        <w:t> </w:t>
+      </w:r>
+      <w:r>
+        <w:t>m</w:t>
+      </w:r>
+      <w:r>
+        <w:rPr>
+          <w:rFonts w:ascii="Cambria Math" w:hAnsi="Cambria Math" w:cs="Cambria Math"/>
+        </w:rPr>
+        <w:t>⁻</w:t>
+      </w:r>
+      <w:r>
+        <w:rPr>
+          <w:rFonts w:ascii="Aptos" w:hAnsi="Aptos" w:cs="Aptos"/>
+        </w:rPr>
+        <w:t>²</w:t>
+      </w:r>
+      <w:r>
+        <w:rPr>
+          <w:rFonts w:ascii="Arial" w:hAnsi="Arial" w:cs="Arial"/>
+        </w:rPr>
+        <w:t> </w:t>
+      </w:r>
+      <w:r>
+        <w:t>d</w:t>
+      </w:r>
+      <w:r>
+        <w:rPr>
+          <w:rFonts w:ascii="Cambria Math" w:hAnsi="Cambria Math" w:cs="Cambria Math"/>
+        </w:rPr>
+        <w:t>⁻</w:t>
+      </w:r>
+      <w:r>
+        <w:rPr>
+          <w:rFonts w:ascii="Aptos" w:hAnsi="Aptos" w:cs="Aptos"/>
+        </w:rPr>
+        <w:t>¹</w:t>
+      </w:r>
+      <w:r>
+        <w:t xml:space="preserve"> solids flux under average</w:t>
+      </w:r>
+      <w:r>
+        <w:rPr>
+          <w:rFonts w:ascii="Cambria Math" w:hAnsi="Cambria Math" w:cs="Cambria Math"/>
+        </w:rPr>
+        <w:t>‑</w:t>
+      </w:r>
+      <w:r>
+        <w:t>day conditions. Flow enters through a centre</w:t>
+      </w:r>
+      <w:r>
+        <w:rPr>
+          <w:rFonts w:ascii="Cambria Math" w:hAnsi="Cambria Math" w:cs="Cambria Math"/>
+        </w:rPr>
+        <w:t>‑</w:t>
+      </w:r>
+      <w:r>
+        <w:t>feed energy</w:t>
+      </w:r>
+      <w:r>
+        <w:rPr>
+          <w:rFonts w:ascii="Cambria Math" w:hAnsi="Cambria Math" w:cs="Cambria Math"/>
+        </w:rPr>
+        <w:t>‑</w:t>
+      </w:r>
+      <w:r>
+        <w:t>dissipating well; settled sludge is collected by centre</w:t>
+      </w:r>
+      <w:r>
+        <w:rPr>
+          <w:rFonts w:ascii="Cambria Math" w:hAnsi="Cambria Math" w:cs="Cambria Math"/>
+        </w:rPr>
+        <w:t>‑</w:t>
+      </w:r>
+      <w:r>
+        <w:t>drive scraper arms into conical hoppers and returned via three variable</w:t>
+      </w:r>
+      <w:r>
+        <w:rPr>
+          <w:rFonts w:ascii="Cambria Math" w:hAnsi="Cambria Math" w:cs="Cambria Math"/>
+        </w:rPr>
+        <w:t>‑</w:t>
+      </w:r>
+      <w:r>
+        <w:t>speed non</w:t>
+      </w:r>
+      <w:r>
+        <w:rPr>
+          <w:rFonts w:ascii="Cambria Math" w:hAnsi="Cambria Math" w:cs="Cambria Math"/>
+        </w:rPr>
+        <w:t>‑</w:t>
+      </w:r>
+      <w:r>
+        <w:t>clog pumps (2</w:t>
+      </w:r>
+      <w:r>
+        <w:rPr>
+          <w:rFonts w:ascii="Arial" w:hAnsi="Arial" w:cs="Arial"/>
+        </w:rPr>
+        <w:t> </w:t>
+      </w:r>
+      <w:r>
+        <w:rPr>
+          <w:rFonts w:ascii="Aptos" w:hAnsi="Aptos" w:cs="Aptos"/>
+        </w:rPr>
+        <w:t>×</w:t>
+      </w:r>
+      <w:r>
+        <w:rPr>
+          <w:rFonts w:ascii="Arial" w:hAnsi="Arial" w:cs="Arial"/>
+        </w:rPr>
+        <w:t> </w:t>
+      </w:r>
+      <w:r>
+        <w:t>550</w:t>
+      </w:r>
+      <w:r>
+        <w:rPr>
+          <w:rFonts w:ascii="Arial" w:hAnsi="Arial" w:cs="Arial"/>
+        </w:rPr>
+        <w:t> </w:t>
+      </w:r>
+      <w:r>
+        <w:t>L</w:t>
+      </w:r>
+      <w:r>
+        <w:rPr>
+          <w:rFonts w:ascii="Arial" w:hAnsi="Arial" w:cs="Arial"/>
+        </w:rPr>
+        <w:t> </w:t>
+      </w:r>
+      <w:r>
+        <w:t>s</w:t>
+      </w:r>
+      <w:r>
+        <w:rPr>
+          <w:rFonts w:ascii="Cambria Math" w:hAnsi="Cambria Math" w:cs="Cambria Math"/>
+        </w:rPr>
+        <w:t>⁻</w:t>
+      </w:r>
+      <w:r>
+        <w:rPr>
+          <w:rFonts w:ascii="Aptos" w:hAnsi="Aptos" w:cs="Aptos"/>
+        </w:rPr>
+        <w:t>¹</w:t>
+      </w:r>
+      <w:r>
+        <w:t xml:space="preserve"> duty, 1</w:t>
+      </w:r>
+      <w:r>
+        <w:rPr>
+          <w:rFonts w:ascii="Arial" w:hAnsi="Arial" w:cs="Arial"/>
+        </w:rPr>
+        <w:t> </w:t>
+      </w:r>
+      <w:r>
+        <w:rPr>
+          <w:rFonts w:ascii="Aptos" w:hAnsi="Aptos" w:cs="Aptos"/>
+        </w:rPr>
+        <w:t>×</w:t>
+      </w:r>
+      <w:r>
+        <w:rPr>
+          <w:rFonts w:ascii="Arial" w:hAnsi="Arial" w:cs="Arial"/>
+        </w:rPr>
+        <w:t> </w:t>
+      </w:r>
+      <w:r>
+        <w:t>stand</w:t>
+      </w:r>
+      <w:r>
+        <w:rPr>
+          <w:rFonts w:ascii="Cambria Math" w:hAnsi="Cambria Math" w:cs="Cambria Math"/>
+        </w:rPr>
+        <w:t>‑</w:t>
+      </w:r>
+      <w:r>
+        <w:t>by) providing 1.1</w:t>
+      </w:r>
+      <w:r>
+        <w:rPr>
+          <w:rFonts w:ascii="Arial" w:hAnsi="Arial" w:cs="Arial"/>
+        </w:rPr>
+        <w:t> </w:t>
+      </w:r>
+      <w:r>
+        <w:t>m</w:t>
+      </w:r>
+      <w:r>
+        <w:rPr>
+          <w:rFonts w:ascii="Aptos" w:hAnsi="Aptos" w:cs="Aptos"/>
+        </w:rPr>
+        <w:t>³</w:t>
+      </w:r>
+      <w:r>
+        <w:rPr>
+          <w:rFonts w:ascii="Arial" w:hAnsi="Arial" w:cs="Arial"/>
+        </w:rPr>
+        <w:t> </w:t>
+      </w:r>
+      <w:r>
+        <w:t>s</w:t>
+      </w:r>
+      <w:r>
+        <w:rPr>
+          <w:rFonts w:ascii="Cambria Math" w:hAnsi="Cambria Math" w:cs="Cambria Math"/>
+        </w:rPr>
+        <w:t>⁻</w:t>
+      </w:r>
+      <w:r>
+        <w:rPr>
+          <w:rFonts w:ascii="Aptos" w:hAnsi="Aptos" w:cs="Aptos"/>
+        </w:rPr>
+        <w:t>¹</w:t>
+      </w:r>
+      <w:r>
+        <w:t xml:space="preserve"> at 6</w:t>
+      </w:r>
+      <w:r>
+        <w:rPr>
+          <w:rFonts w:ascii="Arial" w:hAnsi="Arial" w:cs="Arial"/>
+        </w:rPr>
+        <w:t> </w:t>
+      </w:r>
+      <w:r>
+        <w:t>m TDH. A sludge blanket detector, peripheral v</w:t>
+      </w:r>
+      <w:r>
+        <w:rPr>
+          <w:rFonts w:ascii="Cambria Math" w:hAnsi="Cambria Math" w:cs="Cambria Math"/>
+        </w:rPr>
+        <w:t>‑</w:t>
+      </w:r>
+      <w:r>
+        <w:t>notch weirs with scum baffles, and adjustable RAS/WAS valves facilitate operation at 7.9</w:t>
+      </w:r>
+      <w:r>
+        <w:rPr>
+          <w:rFonts w:ascii="Aptos" w:hAnsi="Aptos" w:cs="Aptos"/>
+        </w:rPr>
+        <w:t>–</w:t>
+      </w:r>
+      <w:r>
+        <w:t>10.3</w:t>
+      </w:r>
+      <w:r>
+        <w:rPr>
+          <w:rFonts w:ascii="Arial" w:hAnsi="Arial" w:cs="Arial"/>
+        </w:rPr>
+        <w:t> </w:t>
+      </w:r>
+      <w:r>
+        <w:t>d sludge age.”</w:t>
+      </w:r>
+    </w:p>
     <w:p/>
     <w:sectPr>
       <w:pgSz w:w="11906" w:h="16838"/>

--- a/Calculations/Temperature of wastewater in winter.docx
+++ b/Calculations/Temperature of wastewater in winter.docx
@@ -115,7 +115,15 @@
     </w:p>
     <w:p>
       <w:r>
-        <w:t xml:space="preserve">Temperature of wastewater in winter. That would be the worst case scenario. </w:t>
+        <w:t xml:space="preserve">Temperature of wastewater in winter. That would be the </w:t>
+      </w:r>
+      <w:proofErr w:type="gramStart"/>
+      <w:r>
+        <w:t>worst case</w:t>
+      </w:r>
+      <w:proofErr w:type="gramEnd"/>
+      <w:r>
+        <w:t xml:space="preserve"> scenario. </w:t>
       </w:r>
     </w:p>
     <w:p>
@@ -1550,278 +1558,34 @@
       </w:pPr>
       <w:r>
         <w:lastRenderedPageBreak/>
-        <w:t xml:space="preserve">Secondary treatment produces excess biomass that must be removed from the secondary clarifier and conveyed for further processing or disposal. A centrifugal non-clog pump is recommended: it delivers </w:t>
-      </w:r>
-      <w:r>
-        <w:t xml:space="preserve">dilute sludge and fine </w:t>
-      </w:r>
-      <w:r>
-        <w:t>solids handling without blockage, operates at high hydraulic efficiency, and requires minimal maintenance. Compared to positive-displacement alternatives, it also offers a lower cost and strong lifecycle value (Davis, 2010).</w:t>
-      </w:r>
-    </w:p>
-    <w:p/>
-    <w:p>
-      <w:r>
-        <w:t>4.2 Influent Characterisation and Removal Requirements</w:t>
-      </w:r>
-    </w:p>
-    <w:p>
-      <w:r>
-        <w:t>The secondary treatment targets a 94.6% BOD₅ removal efficiency, achieving an effluent BOD₅ concentration of 14 mg/L. Thus, the influent concentration from primary clarification is calculated using:</w:t>
-      </w:r>
-    </w:p>
-    <w:p/>
-    <w:p>
-      <w:r>
-        <w:t>(appropriate formula here; result: 259.26 mg/L)</w:t>
-      </w:r>
-    </w:p>
-    <w:p/>
-    <w:p>
-      <w:r>
-        <w:t>4.3 Sludge Characteristics and Return Flow</w:t>
-      </w:r>
-    </w:p>
-    <w:p>
-      <w:r>
-        <w:t>Wastewater temperature significantly affects activated sludge performance. A design temperature of 10 °C is chosen to represent critical winter conditions in Melbourne.</w:t>
-      </w:r>
-    </w:p>
-    <w:p/>
-    <w:p>
-      <w:r>
-        <w:t>Mixed Liquor Suspended Solids (MLSS):</w:t>
-      </w:r>
-    </w:p>
-    <w:p>
-      <w:r>
-        <w:t xml:space="preserve">A value of </w:t>
-      </w:r>
-      <w:r>
-        <w:t>4</w:t>
-      </w:r>
-      <w:r>
-        <w:t>,000 mg/L is selected from Metcalf &amp; Eddy (2014, Table 8-19) as appropriate for conventional activated sludge processes at low temperatures.</w:t>
-      </w:r>
-    </w:p>
-    <w:p/>
-    <w:p>
-      <w:r>
-        <w:t>Sludge Volume Index (SVI):</w:t>
-      </w:r>
-    </w:p>
-    <w:p>
-      <w:r>
-        <w:t xml:space="preserve">An SVI of </w:t>
-      </w:r>
-      <w:r>
-        <w:t>91</w:t>
-      </w:r>
-      <w:r>
-        <w:t xml:space="preserve"> mL/g is adopted, promoting good sludge settling characteristics. This value is chosen to maintain approximately 50% filamentous microorganism content, fostering adequate flocculation and settling</w:t>
-      </w:r>
-      <w:r>
-        <w:t xml:space="preserve"> (Chudo</w:t>
-      </w:r>
-      <w:r>
-        <w:t>b</w:t>
-      </w:r>
-      <w:r>
-        <w:t>a et al., 1973)</w:t>
+        <w:t xml:space="preserve">Circular secondary clarifiers are proposed </w:t>
+      </w:r>
+      <w:r>
+        <w:t>because their radial</w:t>
+      </w:r>
+      <w:r>
+        <w:t xml:space="preserve"> symme</w:t>
+      </w:r>
+      <w:r>
+        <w:t>try</w:t>
+      </w:r>
+      <w:r>
+        <w:t xml:space="preserve"> flow</w:t>
+      </w:r>
+      <w:r>
+        <w:t xml:space="preserve"> minimises</w:t>
+      </w:r>
+      <w:r>
+        <w:t xml:space="preserve"> short-circuiting. The inlet structure needs to have a good energy dissipation and symmetrical flow, therefore a centre-feed column with energy-dissipating inlet and flocculation baffle</w:t>
+      </w:r>
+      <w:r>
+        <w:t xml:space="preserve"> is recommended</w:t>
+      </w:r>
+      <w:r>
+        <w:t xml:space="preserve"> (Davis,2010)</w:t>
       </w:r>
       <w:r>
         <w:t>.</w:t>
-      </w:r>
-    </w:p>
-    <w:p/>
-    <w:p>
-      <w:r>
-        <w:t>Based on this SVI, the return sludge concentration (XR) and return sludge flow (Q&lt;sub&gt;R&lt;/sub&gt;) are calculated as follows:</w:t>
-      </w:r>
-    </w:p>
-    <w:p/>
-    <w:p>
-      <w:r>
-        <w:t>(appropriate formulas here)</w:t>
-      </w:r>
-    </w:p>
-    <w:p/>
-    <w:p>
-      <w:r>
-        <w:t>The resulting return sludge ratio (Q&lt;sub&gt;R&lt;/sub&gt;/Q) is verified within the recommended range (0.25–1.0) for CMAS processes (Metcalf &amp; Eddy, 2014).</w:t>
-      </w:r>
-    </w:p>
-    <w:p/>
-    <w:p>
-      <w:r>
-        <w:t>4.4 Aeration Tank Volume and Organic Loading</w:t>
-      </w:r>
-    </w:p>
-    <w:p>
-      <w:r>
-        <w:lastRenderedPageBreak/>
-        <w:t>Selecting the upper limit of the Food-to-Microorganism (F/M) ratio (0.4 d</w:t>
-      </w:r>
-      <w:r>
-        <w:rPr>
-          <w:rFonts w:ascii="Cambria Math" w:hAnsi="Cambria Math" w:cs="Cambria Math"/>
-        </w:rPr>
-        <w:t>⁻</w:t>
-      </w:r>
-      <w:r>
-        <w:rPr>
-          <w:rFonts w:ascii="Aptos" w:hAnsi="Aptos" w:cs="Aptos"/>
-        </w:rPr>
-        <w:t>¹</w:t>
-      </w:r>
-      <w:r>
-        <w:t>, Metcalf &amp; Eddy, 2014) minimises the required aeration tank volume. The aeration volume and hydraulic residence time (HRT) are calculated using:</w:t>
-      </w:r>
-    </w:p>
-    <w:p/>
-    <w:p>
-      <w:r>
-        <w:t>(appropriate formulas here)</w:t>
-      </w:r>
-    </w:p>
-    <w:p/>
-    <w:p>
-      <w:r>
-        <w:t>The calculated HRT is within the recommended range (3–6 hours) for CMAS processes, confirming adequate contact time and biological stabilisation.</w:t>
-      </w:r>
-    </w:p>
-    <w:p/>
-    <w:p>
-      <w:r>
-        <w:t>The organic loading rate, an essential performance parameter, is computed as follows:</w:t>
-      </w:r>
-    </w:p>
-    <w:p/>
-    <w:p>
-      <w:r>
-        <w:t>(appropriate formula here; result: 1600 g/m³/day)</w:t>
-      </w:r>
-    </w:p>
-    <w:p/>
-    <w:p>
-      <w:r>
-        <w:t>4.5 Sludge Age and Stability</w:t>
-      </w:r>
-    </w:p>
-    <w:p>
-      <w:r>
-        <w:t>Typically, kinetic coefficients for activated sludge processes are reported at 20 °C. To adapt these to our chosen design temperature (10 °C), the Arrhenius equation is employed to adjust the yield coefficient (Y) and decay coefficient (K&lt;sub&gt;d&lt;/sub&gt;):</w:t>
-      </w:r>
-    </w:p>
-    <w:p/>
-    <w:p>
-      <w:r>
-        <w:t>(appropriate formula here)</w:t>
-      </w:r>
-    </w:p>
-    <w:p/>
-    <w:p>
-      <w:r>
-        <w:t>Using these adjusted coefficients, the required sludge age is calculated. A safety factor of 1.3 is applied to accommodate peak organic load variations:</w:t>
-      </w:r>
-    </w:p>
-    <w:p/>
-    <w:p>
-      <w:r>
-        <w:t>(appropriate formulas here)</w:t>
-      </w:r>
-    </w:p>
-    <w:p/>
-    <w:p>
-      <w:r>
-        <w:t>4.6 Aeration Tank Configuration</w:t>
-      </w:r>
-    </w:p>
-    <w:p>
-      <w:r>
-        <w:t>Aeration basins are sized to avoid large volumes that promote dead zones, potentially exacerbating filamentous microbial growth (</w:t>
-      </w:r>
-      <w:proofErr w:type="spellStart"/>
-      <w:r>
-        <w:t>Chudova</w:t>
-      </w:r>
-      <w:proofErr w:type="spellEnd"/>
-      <w:r>
-        <w:t xml:space="preserve"> et al., 1973). Thus, individual basin volume is limited to 3,500 m³, and the length-to-width ratio is capped at 3:1, consistent with Davis (2010). The number of aeration tanks required is therefore calculated as:</w:t>
-      </w:r>
-    </w:p>
-    <w:p/>
-    <w:p>
-      <w:r>
-        <w:t>(appropriate formula here)</w:t>
-      </w:r>
-    </w:p>
-    <w:p/>
-    <w:p>
-      <w:r>
-        <w:t>4.7 Aeration Requirements</w:t>
-      </w:r>
-    </w:p>
-    <w:p>
-      <w:r>
-        <w:lastRenderedPageBreak/>
-        <w:t>Aeration equipment selection requires evaluating both peak hourly and daily average oxygen demands. Peak oxygen demand determines aerator power, while daily average demand informs energy consumption. Oxygen demands and biomass production are calculated using the observed yield coefficient (Y&lt;sub&gt;</w:t>
-      </w:r>
-      <w:proofErr w:type="spellStart"/>
-      <w:r>
-        <w:t>obs</w:t>
-      </w:r>
-      <w:proofErr w:type="spellEnd"/>
-      <w:r>
-        <w:t>&lt;/sub&gt;):</w:t>
-      </w:r>
-    </w:p>
-    <w:p/>
-    <w:p>
-      <w:r>
-        <w:t>(appropriate formulas here)</w:t>
-      </w:r>
-    </w:p>
-    <w:p/>
-    <w:p>
-      <w:r>
-        <w:t xml:space="preserve">To determine blower capacity during peak demand, the following calculation is employed, incorporating a safety factor of 2 and assuming a standard oxygen transfer efficiency (10% of 0.279 </w:t>
-      </w:r>
-      <w:proofErr w:type="spellStart"/>
-      <w:r>
-        <w:t>kgO</w:t>
-      </w:r>
-      <w:proofErr w:type="spellEnd"/>
-      <w:r>
-        <w:t>₂ per m³ air):</w:t>
-      </w:r>
-    </w:p>
-    <w:p/>
-    <w:p>
-      <w:r>
-        <w:t>(appropriate formula here)</w:t>
-      </w:r>
-    </w:p>
-    <w:p/>
-    <w:p>
-      <w:r>
-        <w:t>4.8 Secondary Clarifier Sizing</w:t>
-      </w:r>
-    </w:p>
-    <w:p>
-      <w:r>
-        <w:t>The secondary clarifier surface area is estimated based on solids loading rates</w:t>
-      </w:r>
-      <w:r>
-        <w:t xml:space="preserve"> (SLR)</w:t>
-      </w:r>
-      <w:r>
-        <w:t xml:space="preserve"> recommended in Metcalf &amp; Eddy (2014, Table 8-34):</w:t>
-      </w:r>
-    </w:p>
-    <w:p>
-      <w:r>
-        <w:t>(appropriate formula here)</w:t>
       </w:r>
     </w:p>
     <w:p>
@@ -1829,6 +1593,326 @@
         <w:jc w:val="both"/>
       </w:pPr>
       <w:r>
+        <w:drawing>
+          <wp:inline distT="0" distB="0" distL="0" distR="0" wp14:anchorId="12FEB775" wp14:editId="50AB3843">
+            <wp:extent cx="5731510" cy="5046345"/>
+            <wp:effectExtent l="0" t="0" r="2540" b="1905"/>
+            <wp:docPr id="350317924" name="Picture 1" descr="A diagram of a circular object&#10;&#10;AI-generated content may be incorrect."/>
+            <wp:cNvGraphicFramePr>
+              <a:graphicFrameLocks xmlns:a="http://schemas.openxmlformats.org/drawingml/2006/main" noChangeAspect="1"/>
+            </wp:cNvGraphicFramePr>
+            <a:graphic xmlns:a="http://schemas.openxmlformats.org/drawingml/2006/main">
+              <a:graphicData uri="http://schemas.openxmlformats.org/drawingml/2006/picture">
+                <pic:pic xmlns:pic="http://schemas.openxmlformats.org/drawingml/2006/picture">
+                  <pic:nvPicPr>
+                    <pic:cNvPr id="350317924" name="Picture 1" descr="A diagram of a circular object&#10;&#10;AI-generated content may be incorrect."/>
+                    <pic:cNvPicPr/>
+                  </pic:nvPicPr>
+                  <pic:blipFill>
+                    <a:blip r:embed="rId27"/>
+                    <a:stretch>
+                      <a:fillRect/>
+                    </a:stretch>
+                  </pic:blipFill>
+                  <pic:spPr>
+                    <a:xfrm>
+                      <a:off x="0" y="0"/>
+                      <a:ext cx="5731510" cy="5046345"/>
+                    </a:xfrm>
+                    <a:prstGeom prst="rect">
+                      <a:avLst/>
+                    </a:prstGeom>
+                  </pic:spPr>
+                </pic:pic>
+              </a:graphicData>
+            </a:graphic>
+          </wp:inline>
+        </w:drawing>
+      </w:r>
+    </w:p>
+    <w:p>
+      <w:pPr>
+        <w:jc w:val="both"/>
+      </w:pPr>
+      <w:r>
+        <w:t xml:space="preserve">Secondary treatment produces excess biomass that must be removed from the secondary clarifier and conveyed for further processing or disposal. A centrifugal non-clog pump is recommended: it delivers </w:t>
+      </w:r>
+      <w:r>
+        <w:t xml:space="preserve">dilute sludge and fine </w:t>
+      </w:r>
+      <w:r>
+        <w:t>solids handling without blockage, operates at high hydraulic efficiency, and requires minimal maintenance. Compared to positive-displacement alternatives, it also offers a lower cost and strong lifecycle value (Davis, 2010).</w:t>
+      </w:r>
+    </w:p>
+    <w:p/>
+    <w:p>
+      <w:r>
+        <w:t>4.2 Influent Characterisation and Removal Requirements</w:t>
+      </w:r>
+    </w:p>
+    <w:p>
+      <w:r>
+        <w:t>The secondary treatment targets a 94.6% BOD₅ removal efficiency, achieving an effluent BOD₅ concentration of 14 mg/L. Thus, the influent concentration from primary clarification is calculated using:</w:t>
+      </w:r>
+    </w:p>
+    <w:p/>
+    <w:p>
+      <w:r>
+        <w:t>(appropriate formula here; result: 259.26 mg/L)</w:t>
+      </w:r>
+    </w:p>
+    <w:p/>
+    <w:p>
+      <w:r>
+        <w:t>4.3 Sludge Characteristics and Return Flow</w:t>
+      </w:r>
+    </w:p>
+    <w:p>
+      <w:r>
+        <w:t>Wastewater temperature significantly affects activated sludge performance. A design temperature of 10 °C is chosen to represent critical winter conditions in Melbourne.</w:t>
+      </w:r>
+    </w:p>
+    <w:p/>
+    <w:p>
+      <w:r>
+        <w:t>Mixed Liquor Suspended Solids (MLSS):</w:t>
+      </w:r>
+    </w:p>
+    <w:p>
+      <w:r>
+        <w:t xml:space="preserve">A value of </w:t>
+      </w:r>
+      <w:r>
+        <w:t>4</w:t>
+      </w:r>
+      <w:r>
+        <w:t>,000 mg/L is selected from Metcalf &amp; Eddy (2014, Table 8-19) as appropriate for conventional activated sludge processes at low temperatures.</w:t>
+      </w:r>
+    </w:p>
+    <w:p/>
+    <w:p>
+      <w:r>
+        <w:t>Sludge Volume Index (SVI):</w:t>
+      </w:r>
+    </w:p>
+    <w:p>
+      <w:r>
+        <w:t xml:space="preserve">An SVI of </w:t>
+      </w:r>
+      <w:r>
+        <w:t>91</w:t>
+      </w:r>
+      <w:r>
+        <w:t xml:space="preserve"> mL/g is adopted, promoting good sludge settling characteristics. This value is chosen to maintain approximately 50% filamentous microorganism content, fostering adequate flocculation and settling</w:t>
+      </w:r>
+      <w:r>
+        <w:t xml:space="preserve"> (Chudo</w:t>
+      </w:r>
+      <w:r>
+        <w:t>b</w:t>
+      </w:r>
+      <w:r>
+        <w:t>a et al., 1973)</w:t>
+      </w:r>
+      <w:r>
+        <w:t>.</w:t>
+      </w:r>
+    </w:p>
+    <w:p/>
+    <w:p>
+      <w:r>
+        <w:t>Based on this SVI, the return sludge concentration (XR) and return sludge flow (Q&lt;sub&gt;R&lt;/sub&gt;) are calculated as follows:</w:t>
+      </w:r>
+    </w:p>
+    <w:p/>
+    <w:p>
+      <w:r>
+        <w:t>(appropriate formulas here)</w:t>
+      </w:r>
+    </w:p>
+    <w:p/>
+    <w:p>
+      <w:r>
+        <w:t>The resulting return sludge ratio (Q&lt;sub&gt;R&lt;/sub&gt;/Q) is verified within the recommended range (0.25–1.0) for CMAS processes (Metcalf &amp; Eddy, 2014).</w:t>
+      </w:r>
+    </w:p>
+    <w:p/>
+    <w:p>
+      <w:r>
+        <w:t>4.4 Aeration Tank Volume and Organic Loading</w:t>
+      </w:r>
+    </w:p>
+    <w:p>
+      <w:r>
+        <w:t>Selecting the upper limit of the Food-to-Microorganism (F/M) ratio (0.4 d</w:t>
+      </w:r>
+      <w:r>
+        <w:rPr>
+          <w:rFonts w:ascii="Cambria Math" w:hAnsi="Cambria Math" w:cs="Cambria Math"/>
+        </w:rPr>
+        <w:t>⁻</w:t>
+      </w:r>
+      <w:r>
+        <w:rPr>
+          <w:rFonts w:ascii="Aptos" w:hAnsi="Aptos" w:cs="Aptos"/>
+        </w:rPr>
+        <w:t>¹</w:t>
+      </w:r>
+      <w:r>
+        <w:t>, Metcalf &amp; Eddy, 2014) minimises the required aeration tank volume. The aeration volume and hydraulic residence time (HRT) are calculated using:</w:t>
+      </w:r>
+    </w:p>
+    <w:p/>
+    <w:p>
+      <w:r>
+        <w:t>(appropriate formulas here)</w:t>
+      </w:r>
+    </w:p>
+    <w:p/>
+    <w:p>
+      <w:r>
+        <w:t>The calculated HRT is within the recommended range (3–6 hours) for CMAS processes, confirming adequate contact time and biological stabilisation.</w:t>
+      </w:r>
+    </w:p>
+    <w:p/>
+    <w:p>
+      <w:r>
+        <w:t>The organic loading rate, an essential performance parameter, is computed as follows:</w:t>
+      </w:r>
+    </w:p>
+    <w:p/>
+    <w:p>
+      <w:r>
+        <w:lastRenderedPageBreak/>
+        <w:t>(appropriate formula here; result: 1600 g/m³/day)</w:t>
+      </w:r>
+    </w:p>
+    <w:p/>
+    <w:p>
+      <w:r>
+        <w:t>4.5 Sludge Age and Stability</w:t>
+      </w:r>
+    </w:p>
+    <w:p>
+      <w:r>
+        <w:t>Typically, kinetic coefficients for activated sludge processes are reported at 20 °C. To adapt these to our chosen design temperature (10 °C), the Arrhenius equation is employed to adjust the yield coefficient (Y) and decay coefficient (K&lt;sub&gt;d&lt;/sub&gt;):</w:t>
+      </w:r>
+    </w:p>
+    <w:p/>
+    <w:p>
+      <w:r>
+        <w:t>(appropriate formula here)</w:t>
+      </w:r>
+    </w:p>
+    <w:p/>
+    <w:p>
+      <w:r>
+        <w:t>Using these adjusted coefficients, the required sludge age is calculated. A safety factor of 1.3 is applied to accommodate peak organic load variations:</w:t>
+      </w:r>
+    </w:p>
+    <w:p/>
+    <w:p>
+      <w:r>
+        <w:t>(appropriate formulas here)</w:t>
+      </w:r>
+    </w:p>
+    <w:p/>
+    <w:p>
+      <w:r>
+        <w:t>4.6 Aeration Tank Configuration</w:t>
+      </w:r>
+    </w:p>
+    <w:p>
+      <w:r>
+        <w:t>Aeration basins are sized to avoid large volumes that promote dead zones, potentially exacerbating filamentous microbial growth (</w:t>
+      </w:r>
+      <w:proofErr w:type="spellStart"/>
+      <w:r>
+        <w:t>Chudova</w:t>
+      </w:r>
+      <w:proofErr w:type="spellEnd"/>
+      <w:r>
+        <w:t xml:space="preserve"> et al., 1973). Thus, individual basin volume is limited to 3,500 m³, and the length-to-width ratio is capped at 3:1, consistent with Davis (2010). The number of aeration tanks required is therefore calculated as:</w:t>
+      </w:r>
+    </w:p>
+    <w:p/>
+    <w:p>
+      <w:r>
+        <w:t>(appropriate formula here)</w:t>
+      </w:r>
+    </w:p>
+    <w:p/>
+    <w:p>
+      <w:r>
+        <w:t>4.7 Aeration Requirements</w:t>
+      </w:r>
+    </w:p>
+    <w:p>
+      <w:r>
+        <w:t>Aeration equipment selection requires evaluating both peak hourly and daily average oxygen demands. Peak oxygen demand determines aerator power, while daily average demand informs energy consumption. Oxygen demands and biomass production are calculated using the observed yield coefficient (Y&lt;sub&gt;</w:t>
+      </w:r>
+      <w:proofErr w:type="spellStart"/>
+      <w:r>
+        <w:t>obs</w:t>
+      </w:r>
+      <w:proofErr w:type="spellEnd"/>
+      <w:r>
+        <w:t>&lt;/sub&gt;):</w:t>
+      </w:r>
+    </w:p>
+    <w:p/>
+    <w:p>
+      <w:r>
+        <w:t>(appropriate formulas here)</w:t>
+      </w:r>
+    </w:p>
+    <w:p/>
+    <w:p>
+      <w:r>
+        <w:t xml:space="preserve">To determine blower capacity during peak demand, the following calculation is employed, incorporating a safety factor of 2 and assuming a standard oxygen transfer efficiency (10% of 0.279 </w:t>
+      </w:r>
+      <w:proofErr w:type="spellStart"/>
+      <w:r>
+        <w:t>kgO</w:t>
+      </w:r>
+      <w:proofErr w:type="spellEnd"/>
+      <w:r>
+        <w:t>₂ per m³ air):</w:t>
+      </w:r>
+    </w:p>
+    <w:p/>
+    <w:p>
+      <w:r>
+        <w:t>(appropriate formula here)</w:t>
+      </w:r>
+    </w:p>
+    <w:p/>
+    <w:p>
+      <w:r>
+        <w:t>4.8 Secondary Clarifier Sizing</w:t>
+      </w:r>
+    </w:p>
+    <w:p>
+      <w:r>
+        <w:t>The secondary clarifier surface area is estimated based on solids loading rates</w:t>
+      </w:r>
+      <w:r>
+        <w:t xml:space="preserve"> (SLR)</w:t>
+      </w:r>
+      <w:r>
+        <w:t xml:space="preserve"> recommended in Metcalf &amp; Eddy (2014, Table 8-34):</w:t>
+      </w:r>
+    </w:p>
+    <w:p>
+      <w:r>
+        <w:t>(appropriate formula here)</w:t>
+      </w:r>
+    </w:p>
+    <w:p>
+      <w:pPr>
+        <w:jc w:val="both"/>
+      </w:pPr>
+      <w:r>
         <w:t>Given that the peak flow and the average flow are similar, we only consider the average condition in order to select the SLR rate.</w:t>
       </w:r>
     </w:p>
@@ -1837,10 +1921,13 @@
         <w:t>Design description</w:t>
       </w:r>
     </w:p>
-    <w:p/>
-    <w:p>
-      <w:r>
-        <w:t>“Two circular final clarifiers, each 55</w:t>
+    <w:p>
+      <w:r>
+        <w:t>The CMAS system comprises six complete</w:t>
+      </w:r>
+      <w:r>
+        <w:noBreakHyphen/>
+        <w:t>mix basins, each 46.8</w:t>
       </w:r>
       <w:r>
         <w:rPr>
@@ -1849,7 +1936,7 @@
         <w:t> </w:t>
       </w:r>
       <w:r>
-        <w:t>m internal diameter (plan area 4</w:t>
+        <w:t>m</w:t>
       </w:r>
       <w:r>
         <w:rPr>
@@ -1858,6 +1945,200 @@
         <w:t> </w:t>
       </w:r>
       <w:r>
+        <w:t>×</w:t>
+      </w:r>
+      <w:r>
+        <w:rPr>
+          <w:rFonts w:ascii="Arial" w:hAnsi="Arial" w:cs="Arial"/>
+        </w:rPr>
+        <w:t> </w:t>
+      </w:r>
+      <w:r>
+        <w:t>16</w:t>
+      </w:r>
+      <w:r>
+        <w:rPr>
+          <w:rFonts w:ascii="Arial" w:hAnsi="Arial" w:cs="Arial"/>
+        </w:rPr>
+        <w:t> </w:t>
+      </w:r>
+      <w:r>
+        <w:t>m</w:t>
+      </w:r>
+      <w:r>
+        <w:rPr>
+          <w:rFonts w:ascii="Arial" w:hAnsi="Arial" w:cs="Arial"/>
+        </w:rPr>
+        <w:t> </w:t>
+      </w:r>
+      <w:r>
+        <w:t>×</w:t>
+      </w:r>
+      <w:r>
+        <w:rPr>
+          <w:rFonts w:ascii="Arial" w:hAnsi="Arial" w:cs="Arial"/>
+        </w:rPr>
+        <w:t> </w:t>
+      </w:r>
+      <w:r>
+        <w:t>4</w:t>
+      </w:r>
+      <w:r>
+        <w:rPr>
+          <w:rFonts w:ascii="Arial" w:hAnsi="Arial" w:cs="Arial"/>
+        </w:rPr>
+        <w:t> </w:t>
+      </w:r>
+      <w:r>
+        <w:t>m deep</w:t>
+      </w:r>
+      <w:r>
+        <w:t xml:space="preserve"> </w:t>
+      </w:r>
+      <w:r>
+        <w:t>and operates at an MLSS of ~</w:t>
+      </w:r>
+      <w:r>
+        <w:t>4000</w:t>
+      </w:r>
+      <w:r>
+        <w:rPr>
+          <w:rFonts w:ascii="Arial" w:hAnsi="Arial" w:cs="Arial"/>
+        </w:rPr>
+        <w:t> </w:t>
+      </w:r>
+      <w:r>
+        <w:t>mg</w:t>
+      </w:r>
+      <w:r>
+        <w:rPr>
+          <w:rFonts w:ascii="Arial" w:hAnsi="Arial" w:cs="Arial"/>
+        </w:rPr>
+        <w:t> </w:t>
+      </w:r>
+      <w:r>
+        <w:t>L</w:t>
+      </w:r>
+      <w:r>
+        <w:rPr>
+          <w:rFonts w:ascii="Cambria Math" w:hAnsi="Cambria Math" w:cs="Cambria Math"/>
+        </w:rPr>
+        <w:t>⁻</w:t>
+      </w:r>
+      <w:r>
+        <w:t>¹</w:t>
+      </w:r>
+      <w:r>
+        <w:t xml:space="preserve">. </w:t>
+      </w:r>
+      <w:r>
+        <w:t xml:space="preserve">It needs to be </w:t>
+      </w:r>
+      <w:r>
+        <w:t>supply up to 30</w:t>
+      </w:r>
+      <w:r>
+        <w:t>.2</w:t>
+      </w:r>
+      <w:r>
+        <w:rPr>
+          <w:rFonts w:ascii="Arial" w:hAnsi="Arial" w:cs="Arial"/>
+        </w:rPr>
+        <w:t> </w:t>
+      </w:r>
+      <w:r>
+        <w:t>t</w:t>
+      </w:r>
+      <w:r>
+        <w:rPr>
+          <w:rFonts w:ascii="Arial" w:hAnsi="Arial" w:cs="Arial"/>
+        </w:rPr>
+        <w:t> </w:t>
+      </w:r>
+      <w:r>
+        <w:t>O</w:t>
+      </w:r>
+      <w:r>
+        <w:rPr>
+          <w:rFonts w:ascii="Aptos" w:hAnsi="Aptos" w:cs="Aptos"/>
+        </w:rPr>
+        <w:t>₂</w:t>
+      </w:r>
+      <w:r>
+        <w:rPr>
+          <w:rFonts w:ascii="Arial" w:hAnsi="Arial" w:cs="Arial"/>
+        </w:rPr>
+        <w:t> </w:t>
+      </w:r>
+      <w:r>
+        <w:t>d</w:t>
+      </w:r>
+      <w:r>
+        <w:rPr>
+          <w:rFonts w:ascii="Cambria Math" w:hAnsi="Cambria Math" w:cs="Cambria Math"/>
+        </w:rPr>
+        <w:t>⁻</w:t>
+      </w:r>
+      <w:r>
+        <w:rPr>
+          <w:rFonts w:ascii="Aptos" w:hAnsi="Aptos" w:cs="Aptos"/>
+        </w:rPr>
+        <w:t>¹</w:t>
+      </w:r>
+      <w:r>
+        <w:rPr>
+          <w:rFonts w:ascii="Aptos" w:hAnsi="Aptos" w:cs="Aptos"/>
+        </w:rPr>
+        <w:t xml:space="preserve"> in the peak hour and 90.3 t air </w:t>
+      </w:r>
+      <w:r>
+        <w:t>h</w:t>
+      </w:r>
+      <w:r>
+        <w:rPr>
+          <w:rFonts w:ascii="Cambria Math" w:hAnsi="Cambria Math" w:cs="Cambria Math"/>
+        </w:rPr>
+        <w:t>⁻</w:t>
+      </w:r>
+      <w:r>
+        <w:t>¹</w:t>
+      </w:r>
+      <w:r>
+        <w:t>.</w:t>
+      </w:r>
+      <w:r>
+        <w:t xml:space="preserve"> </w:t>
+      </w:r>
+    </w:p>
+    <w:p>
+      <w:r>
+        <w:t>Secondary clarification will be provided by</w:t>
+      </w:r>
+      <w:r>
+        <w:t xml:space="preserve"> t</w:t>
+      </w:r>
+      <w:r>
+        <w:t>wo circular final clarifiers</w:t>
+      </w:r>
+      <w:r>
+        <w:t xml:space="preserve"> for a total </w:t>
+      </w:r>
+      <w:r>
+        <w:t>plan area</w:t>
+      </w:r>
+      <w:r>
+        <w:t xml:space="preserve"> of </w:t>
+      </w:r>
+      <w:r>
+        <w:t>4</w:t>
+      </w:r>
+      <w:r>
+        <w:rPr>
+          <w:rFonts w:ascii="Arial" w:hAnsi="Arial" w:cs="Arial"/>
+        </w:rPr>
+        <w:t> </w:t>
+      </w:r>
+      <w:r>
         <w:t>841</w:t>
       </w:r>
       <w:r>
@@ -1870,13 +2151,13 @@
         <w:t>m</w:t>
       </w:r>
       <w:r>
-        <w:rPr>
-          <w:rFonts w:ascii="Aptos" w:hAnsi="Aptos" w:cs="Aptos"/>
-        </w:rPr>
         <w:t>²</w:t>
       </w:r>
       <w:r>
-        <w:t xml:space="preserve"> total), receive mixed liquor from the CMAS reactors at 22.8</w:t>
+        <w:t xml:space="preserve"> total, receive </w:t>
+      </w:r>
+      <w:r>
+        <w:t>5.6</w:t>
       </w:r>
       <w:r>
         <w:rPr>
@@ -1885,12 +2166,189 @@
         <w:t> </w:t>
       </w:r>
       <w:r>
+        <w:t>kg</w:t>
+      </w:r>
+      <w:r>
+        <w:rPr>
+          <w:rFonts w:ascii="Arial" w:hAnsi="Arial" w:cs="Arial"/>
+        </w:rPr>
+        <w:t> </w:t>
+      </w:r>
+      <w:r>
         <w:t>m</w:t>
       </w:r>
       <w:r>
         <w:rPr>
-          <w:rFonts w:ascii="Aptos" w:hAnsi="Aptos" w:cs="Aptos"/>
-        </w:rPr>
+          <w:rFonts w:ascii="Cambria Math" w:hAnsi="Cambria Math" w:cs="Cambria Math"/>
+        </w:rPr>
+        <w:t>⁻</w:t>
+      </w:r>
+      <w:r>
+        <w:t>²</w:t>
+      </w:r>
+      <w:r>
+        <w:rPr>
+          <w:rFonts w:ascii="Arial" w:hAnsi="Arial" w:cs="Arial"/>
+        </w:rPr>
+        <w:t> </w:t>
+      </w:r>
+      <w:r>
+        <w:t>h</w:t>
+      </w:r>
+      <w:r>
+        <w:rPr>
+          <w:rFonts w:ascii="Cambria Math" w:hAnsi="Cambria Math" w:cs="Cambria Math"/>
+        </w:rPr>
+        <w:t>⁻</w:t>
+      </w:r>
+      <w:r>
+        <w:t>¹</w:t>
+      </w:r>
+      <w:r>
+        <w:t xml:space="preserve"> solids flux under average</w:t>
+      </w:r>
+      <w:r>
+        <w:rPr>
+          <w:rFonts w:ascii="Cambria Math" w:hAnsi="Cambria Math" w:cs="Cambria Math"/>
+        </w:rPr>
+        <w:t>‑</w:t>
+      </w:r>
+      <w:r>
+        <w:t>day conditions. Flow enters through a centre</w:t>
+      </w:r>
+      <w:r>
+        <w:rPr>
+          <w:rFonts w:ascii="Cambria Math" w:hAnsi="Cambria Math" w:cs="Cambria Math"/>
+        </w:rPr>
+        <w:t>‑</w:t>
+      </w:r>
+      <w:r>
+        <w:t>feed energy</w:t>
+      </w:r>
+      <w:r>
+        <w:rPr>
+          <w:rFonts w:ascii="Cambria Math" w:hAnsi="Cambria Math" w:cs="Cambria Math"/>
+        </w:rPr>
+        <w:t>‑</w:t>
+      </w:r>
+      <w:r>
+        <w:t>dissipating well</w:t>
+      </w:r>
+      <w:r>
+        <w:t xml:space="preserve">. </w:t>
+      </w:r>
+      <w:r>
+        <w:t>Finally</w:t>
+      </w:r>
+      <w:r>
+        <w:t>, s</w:t>
+      </w:r>
+      <w:r>
+        <w:t>ettled sludge is returned via three variable</w:t>
+      </w:r>
+      <w:r>
+        <w:rPr>
+          <w:rFonts w:ascii="Cambria Math" w:hAnsi="Cambria Math" w:cs="Cambria Math"/>
+        </w:rPr>
+        <w:t>‑</w:t>
+      </w:r>
+      <w:r>
+        <w:t>speed non</w:t>
+      </w:r>
+      <w:r>
+        <w:rPr>
+          <w:rFonts w:ascii="Cambria Math" w:hAnsi="Cambria Math" w:cs="Cambria Math"/>
+        </w:rPr>
+        <w:t>‑</w:t>
+      </w:r>
+      <w:r>
+        <w:t>clog pumps (2</w:t>
+      </w:r>
+      <w:r>
+        <w:rPr>
+          <w:rFonts w:ascii="Arial" w:hAnsi="Arial" w:cs="Arial"/>
+        </w:rPr>
+        <w:t> </w:t>
+      </w:r>
+      <w:r>
+        <w:t>×</w:t>
+      </w:r>
+      <w:r>
+        <w:rPr>
+          <w:rFonts w:ascii="Arial" w:hAnsi="Arial" w:cs="Arial"/>
+        </w:rPr>
+        <w:t> </w:t>
+      </w:r>
+      <w:r>
+        <w:t>550</w:t>
+      </w:r>
+      <w:r>
+        <w:rPr>
+          <w:rFonts w:ascii="Arial" w:hAnsi="Arial" w:cs="Arial"/>
+        </w:rPr>
+        <w:t> </w:t>
+      </w:r>
+      <w:r>
+        <w:t>L</w:t>
+      </w:r>
+      <w:r>
+        <w:rPr>
+          <w:rFonts w:ascii="Arial" w:hAnsi="Arial" w:cs="Arial"/>
+        </w:rPr>
+        <w:t> </w:t>
+      </w:r>
+      <w:r>
+        <w:t>s</w:t>
+      </w:r>
+      <w:r>
+        <w:rPr>
+          <w:rFonts w:ascii="Cambria Math" w:hAnsi="Cambria Math" w:cs="Cambria Math"/>
+        </w:rPr>
+        <w:t>⁻</w:t>
+      </w:r>
+      <w:r>
+        <w:t>¹</w:t>
+      </w:r>
+      <w:r>
+        <w:t xml:space="preserve"> duty, 1</w:t>
+      </w:r>
+      <w:r>
+        <w:rPr>
+          <w:rFonts w:ascii="Arial" w:hAnsi="Arial" w:cs="Arial"/>
+        </w:rPr>
+        <w:t> </w:t>
+      </w:r>
+      <w:r>
+        <w:t>×</w:t>
+      </w:r>
+      <w:r>
+        <w:rPr>
+          <w:rFonts w:ascii="Arial" w:hAnsi="Arial" w:cs="Arial"/>
+        </w:rPr>
+        <w:t> </w:t>
+      </w:r>
+      <w:r>
+        <w:t>stand</w:t>
+      </w:r>
+      <w:r>
+        <w:rPr>
+          <w:rFonts w:ascii="Cambria Math" w:hAnsi="Cambria Math" w:cs="Cambria Math"/>
+        </w:rPr>
+        <w:t>‑</w:t>
+      </w:r>
+      <w:r>
+        <w:t>by) providing 1.1</w:t>
+      </w:r>
+      <w:r>
+        <w:rPr>
+          <w:rFonts w:ascii="Arial" w:hAnsi="Arial" w:cs="Arial"/>
+        </w:rPr>
+        <w:t> </w:t>
+      </w:r>
+      <w:r>
+        <w:t>m</w:t>
+      </w:r>
+      <w:r>
         <w:t>³</w:t>
       </w:r>
       <w:r>
@@ -1900,7 +2358,7 @@
         <w:t> </w:t>
       </w:r>
       <w:r>
-        <w:t>m</w:t>
+        <w:t>s</w:t>
       </w:r>
       <w:r>
         <w:rPr>
@@ -1909,10 +2367,10 @@
         <w:t>⁻</w:t>
       </w:r>
       <w:r>
-        <w:rPr>
-          <w:rFonts w:ascii="Aptos" w:hAnsi="Aptos" w:cs="Aptos"/>
-        </w:rPr>
-        <w:t>²</w:t>
+        <w:t>¹</w:t>
+      </w:r>
+      <w:r>
+        <w:t xml:space="preserve"> at 6</w:t>
       </w:r>
       <w:r>
         <w:rPr>
@@ -1921,22 +2379,35 @@
         <w:t> </w:t>
       </w:r>
       <w:r>
-        <w:t>d</w:t>
+        <w:t xml:space="preserve">m </w:t>
+      </w:r>
+      <w:r>
+        <w:t>total dynamic head.</w:t>
+      </w:r>
+      <w:r>
+        <w:t xml:space="preserve"> </w:t>
+      </w:r>
+    </w:p>
+    <w:p>
+      <w:r>
+        <w:t>Protection against failure</w:t>
+      </w:r>
+    </w:p>
+    <w:p>
+      <w:pPr>
+        <w:jc w:val="both"/>
+      </w:pPr>
+      <w:r>
+        <w:t>The process design follows a duty/stand</w:t>
       </w:r>
       <w:r>
         <w:rPr>
           <w:rFonts w:ascii="Cambria Math" w:hAnsi="Cambria Math" w:cs="Cambria Math"/>
         </w:rPr>
-        <w:t>⁻</w:t>
-      </w:r>
-      <w:r>
-        <w:rPr>
-          <w:rFonts w:ascii="Aptos" w:hAnsi="Aptos" w:cs="Aptos"/>
-        </w:rPr>
-        <w:t>¹</w:t>
-      </w:r>
-      <w:r>
-        <w:t xml:space="preserve"> surface overflow and 93</w:t>
+        <w:t>‑</w:t>
+      </w:r>
+      <w:r>
+        <w:t>by (N</w:t>
       </w:r>
       <w:r>
         <w:rPr>
@@ -1945,7 +2416,7 @@
         <w:t> </w:t>
       </w:r>
       <w:r>
-        <w:t>kg</w:t>
+        <w:t>+</w:t>
       </w:r>
       <w:r>
         <w:rPr>
@@ -1954,259 +2425,27 @@
         <w:t> </w:t>
       </w:r>
       <w:r>
-        <w:t>m</w:t>
+        <w:t>1) philosophy for all blowers and return</w:t>
       </w:r>
       <w:r>
         <w:rPr>
           <w:rFonts w:ascii="Cambria Math" w:hAnsi="Cambria Math" w:cs="Cambria Math"/>
         </w:rPr>
-        <w:t>⁻</w:t>
-      </w:r>
-      <w:r>
-        <w:rPr>
-          <w:rFonts w:ascii="Aptos" w:hAnsi="Aptos" w:cs="Aptos"/>
-        </w:rPr>
-        <w:t>²</w:t>
-      </w:r>
-      <w:r>
-        <w:rPr>
-          <w:rFonts w:ascii="Arial" w:hAnsi="Arial" w:cs="Arial"/>
-        </w:rPr>
-        <w:t> </w:t>
-      </w:r>
-      <w:r>
-        <w:t>d</w:t>
+        <w:t>‑</w:t>
+      </w:r>
+      <w:r>
+        <w:t>sludge pumps, providing high resilience. If one secondary clarifier is unavailable for maintenance, the remaining unit will sustain the full peak hydraulic and solids load. Likewise, the six complete</w:t>
       </w:r>
       <w:r>
         <w:rPr>
           <w:rFonts w:ascii="Cambria Math" w:hAnsi="Cambria Math" w:cs="Cambria Math"/>
         </w:rPr>
-        <w:t>⁻</w:t>
-      </w:r>
-      <w:r>
-        <w:rPr>
-          <w:rFonts w:ascii="Aptos" w:hAnsi="Aptos" w:cs="Aptos"/>
-        </w:rPr>
-        <w:t>¹</w:t>
-      </w:r>
-      <w:r>
-        <w:t xml:space="preserve"> solids flux under average</w:t>
-      </w:r>
-      <w:r>
-        <w:rPr>
-          <w:rFonts w:ascii="Cambria Math" w:hAnsi="Cambria Math" w:cs="Cambria Math"/>
-        </w:rPr>
         <w:t>‑</w:t>
       </w:r>
       <w:r>
-        <w:t>day conditions. Flow enters through a centre</w:t>
-      </w:r>
-      <w:r>
-        <w:rPr>
-          <w:rFonts w:ascii="Cambria Math" w:hAnsi="Cambria Math" w:cs="Cambria Math"/>
-        </w:rPr>
-        <w:t>‑</w:t>
-      </w:r>
-      <w:r>
-        <w:t>feed energy</w:t>
-      </w:r>
-      <w:r>
-        <w:rPr>
-          <w:rFonts w:ascii="Cambria Math" w:hAnsi="Cambria Math" w:cs="Cambria Math"/>
-        </w:rPr>
-        <w:t>‑</w:t>
-      </w:r>
-      <w:r>
-        <w:t>dissipating well; settled sludge is collected by centre</w:t>
-      </w:r>
-      <w:r>
-        <w:rPr>
-          <w:rFonts w:ascii="Cambria Math" w:hAnsi="Cambria Math" w:cs="Cambria Math"/>
-        </w:rPr>
-        <w:t>‑</w:t>
-      </w:r>
-      <w:r>
-        <w:t>drive scraper arms into conical hoppers and returned via three variable</w:t>
-      </w:r>
-      <w:r>
-        <w:rPr>
-          <w:rFonts w:ascii="Cambria Math" w:hAnsi="Cambria Math" w:cs="Cambria Math"/>
-        </w:rPr>
-        <w:t>‑</w:t>
-      </w:r>
-      <w:r>
-        <w:t>speed non</w:t>
-      </w:r>
-      <w:r>
-        <w:rPr>
-          <w:rFonts w:ascii="Cambria Math" w:hAnsi="Cambria Math" w:cs="Cambria Math"/>
-        </w:rPr>
-        <w:t>‑</w:t>
-      </w:r>
-      <w:r>
-        <w:t>clog pumps (2</w:t>
-      </w:r>
-      <w:r>
-        <w:rPr>
-          <w:rFonts w:ascii="Arial" w:hAnsi="Arial" w:cs="Arial"/>
-        </w:rPr>
-        <w:t> </w:t>
-      </w:r>
-      <w:r>
-        <w:rPr>
-          <w:rFonts w:ascii="Aptos" w:hAnsi="Aptos" w:cs="Aptos"/>
-        </w:rPr>
-        <w:t>×</w:t>
-      </w:r>
-      <w:r>
-        <w:rPr>
-          <w:rFonts w:ascii="Arial" w:hAnsi="Arial" w:cs="Arial"/>
-        </w:rPr>
-        <w:t> </w:t>
-      </w:r>
-      <w:r>
-        <w:t>550</w:t>
-      </w:r>
-      <w:r>
-        <w:rPr>
-          <w:rFonts w:ascii="Arial" w:hAnsi="Arial" w:cs="Arial"/>
-        </w:rPr>
-        <w:t> </w:t>
-      </w:r>
-      <w:r>
-        <w:t>L</w:t>
-      </w:r>
-      <w:r>
-        <w:rPr>
-          <w:rFonts w:ascii="Arial" w:hAnsi="Arial" w:cs="Arial"/>
-        </w:rPr>
-        <w:t> </w:t>
-      </w:r>
-      <w:r>
-        <w:t>s</w:t>
-      </w:r>
-      <w:r>
-        <w:rPr>
-          <w:rFonts w:ascii="Cambria Math" w:hAnsi="Cambria Math" w:cs="Cambria Math"/>
-        </w:rPr>
-        <w:t>⁻</w:t>
-      </w:r>
-      <w:r>
-        <w:rPr>
-          <w:rFonts w:ascii="Aptos" w:hAnsi="Aptos" w:cs="Aptos"/>
-        </w:rPr>
-        <w:t>¹</w:t>
-      </w:r>
-      <w:r>
-        <w:t xml:space="preserve"> duty, 1</w:t>
-      </w:r>
-      <w:r>
-        <w:rPr>
-          <w:rFonts w:ascii="Arial" w:hAnsi="Arial" w:cs="Arial"/>
-        </w:rPr>
-        <w:t> </w:t>
-      </w:r>
-      <w:r>
-        <w:rPr>
-          <w:rFonts w:ascii="Aptos" w:hAnsi="Aptos" w:cs="Aptos"/>
-        </w:rPr>
-        <w:t>×</w:t>
-      </w:r>
-      <w:r>
-        <w:rPr>
-          <w:rFonts w:ascii="Arial" w:hAnsi="Arial" w:cs="Arial"/>
-        </w:rPr>
-        <w:t> </w:t>
-      </w:r>
-      <w:r>
-        <w:t>stand</w:t>
-      </w:r>
-      <w:r>
-        <w:rPr>
-          <w:rFonts w:ascii="Cambria Math" w:hAnsi="Cambria Math" w:cs="Cambria Math"/>
-        </w:rPr>
-        <w:t>‑</w:t>
-      </w:r>
-      <w:r>
-        <w:t>by) providing 1.1</w:t>
-      </w:r>
-      <w:r>
-        <w:rPr>
-          <w:rFonts w:ascii="Arial" w:hAnsi="Arial" w:cs="Arial"/>
-        </w:rPr>
-        <w:t> </w:t>
-      </w:r>
-      <w:r>
-        <w:t>m</w:t>
-      </w:r>
-      <w:r>
-        <w:rPr>
-          <w:rFonts w:ascii="Aptos" w:hAnsi="Aptos" w:cs="Aptos"/>
-        </w:rPr>
-        <w:t>³</w:t>
-      </w:r>
-      <w:r>
-        <w:rPr>
-          <w:rFonts w:ascii="Arial" w:hAnsi="Arial" w:cs="Arial"/>
-        </w:rPr>
-        <w:t> </w:t>
-      </w:r>
-      <w:r>
-        <w:t>s</w:t>
-      </w:r>
-      <w:r>
-        <w:rPr>
-          <w:rFonts w:ascii="Cambria Math" w:hAnsi="Cambria Math" w:cs="Cambria Math"/>
-        </w:rPr>
-        <w:t>⁻</w:t>
-      </w:r>
-      <w:r>
-        <w:rPr>
-          <w:rFonts w:ascii="Aptos" w:hAnsi="Aptos" w:cs="Aptos"/>
-        </w:rPr>
-        <w:t>¹</w:t>
-      </w:r>
-      <w:r>
-        <w:t xml:space="preserve"> at 6</w:t>
-      </w:r>
-      <w:r>
-        <w:rPr>
-          <w:rFonts w:ascii="Arial" w:hAnsi="Arial" w:cs="Arial"/>
-        </w:rPr>
-        <w:t> </w:t>
-      </w:r>
-      <w:r>
-        <w:t>m TDH. A sludge blanket detector, peripheral v</w:t>
-      </w:r>
-      <w:r>
-        <w:rPr>
-          <w:rFonts w:ascii="Cambria Math" w:hAnsi="Cambria Math" w:cs="Cambria Math"/>
-        </w:rPr>
-        <w:t>‑</w:t>
-      </w:r>
-      <w:r>
-        <w:t>notch weirs with scum baffles, and adjustable RAS/WAS valves facilitate operation at 7.9</w:t>
-      </w:r>
-      <w:r>
-        <w:rPr>
-          <w:rFonts w:ascii="Aptos" w:hAnsi="Aptos" w:cs="Aptos"/>
-        </w:rPr>
-        <w:t>–</w:t>
-      </w:r>
-      <w:r>
-        <w:t>10.3</w:t>
-      </w:r>
-      <w:r>
-        <w:rPr>
-          <w:rFonts w:ascii="Arial" w:hAnsi="Arial" w:cs="Arial"/>
-        </w:rPr>
-        <w:t> </w:t>
-      </w:r>
-      <w:r>
-        <w:t>d sludge age.”</w:t>
-      </w:r>
-    </w:p>
-    <w:p/>
+        <w:t>mix aeration tanks allow any single basin to be isolated for maintenance while the plant continues to meet permit limits under normal operating conditions.</w:t>
+      </w:r>
+    </w:p>
     <w:sectPr>
       <w:pgSz w:w="11906" w:h="16838"/>
       <w:pgMar w:top="1440" w:right="1440" w:bottom="1440" w:left="1440" w:header="708" w:footer="708" w:gutter="0"/>
